--- a/附件一 项目申报书.docx
+++ b/附件一 项目申报书.docx
@@ -1,6 +1,6 @@
 
 <file path=word/document.xml><?xml version="1.0" encoding="utf-8"?>
-<w:document xmlns:wpc="http://schemas.microsoft.com/office/word/2010/wordprocessingCanvas" xmlns:cx="http://schemas.microsoft.com/office/drawing/2014/chartex" xmlns:cx1="http://schemas.microsoft.com/office/drawing/2015/9/8/chartex" xmlns:cx2="http://schemas.microsoft.com/office/drawing/2015/10/21/chartex" xmlns:cx3="http://schemas.microsoft.com/office/drawing/2016/5/9/chartex" xmlns:cx4="http://schemas.microsoft.com/office/drawing/2016/5/10/chartex" xmlns:cx5="http://schemas.microsoft.com/office/drawing/2016/5/11/chartex" xmlns:cx6="http://schemas.microsoft.com/office/drawing/2016/5/12/chartex" xmlns:cx7="http://schemas.microsoft.com/office/drawing/2016/5/13/chartex" xmlns:cx8="http://schemas.microsoft.com/office/drawing/2016/5/14/chartex" xmlns:mc="http://schemas.openxmlformats.org/markup-compatibility/2006" xmlns:o="urn:schemas-microsoft-com:office:office" xmlns:r="http://schemas.openxmlformats.org/officeDocument/2006/relationships" xmlns:m="http://schemas.openxmlformats.org/officeDocument/2006/math" xmlns:v="urn:schemas-microsoft-com:vml" xmlns:wp14="http://schemas.microsoft.com/office/word/2010/wordprocessingDrawing" xmlns:wp="http://schemas.openxmlformats.org/drawingml/2006/wordprocessingDrawing" xmlns:w="http://schemas.openxmlformats.org/wordprocessingml/2006/main" xmlns:w14="http://schemas.microsoft.com/office/word/2010/wordml" xmlns:w10="urn:schemas-microsoft-com:office:word" xmlns:w15="http://schemas.microsoft.com/office/word/2012/wordml" xmlns:wpg="http://schemas.microsoft.com/office/word/2010/wordprocessingGroup" xmlns:wpi="http://schemas.microsoft.com/office/word/2010/wordprocessingInk" xmlns:wne="http://schemas.microsoft.com/office/word/2006/wordml" xmlns:wps="http://schemas.microsoft.com/office/word/2010/wordprocessingShape" xmlns:wpsCustomData="http://www.wps.cn/officeDocument/2013/wpsCustomData" mc:Ignorable="w14 w15 wp14">
+<w:document xmlns:wpc="http://schemas.microsoft.com/office/word/2010/wordprocessingCanvas" xmlns:mc="http://schemas.openxmlformats.org/markup-compatibility/2006" xmlns:o="urn:schemas-microsoft-com:office:office" xmlns:r="http://schemas.openxmlformats.org/officeDocument/2006/relationships" xmlns:m="http://schemas.openxmlformats.org/officeDocument/2006/math" xmlns:v="urn:schemas-microsoft-com:vml" xmlns:wp14="http://schemas.microsoft.com/office/word/2010/wordprocessingDrawing" xmlns:wp="http://schemas.openxmlformats.org/drawingml/2006/wordprocessingDrawing" xmlns:w="http://schemas.openxmlformats.org/wordprocessingml/2006/main" xmlns:w14="http://schemas.microsoft.com/office/word/2010/wordml" xmlns:w10="urn:schemas-microsoft-com:office:word" xmlns:w15="http://schemas.microsoft.com/office/word/2012/wordml" xmlns:wpg="http://schemas.microsoft.com/office/word/2010/wordprocessingGroup" xmlns:wpi="http://schemas.microsoft.com/office/word/2010/wordprocessingInk" xmlns:wne="http://schemas.microsoft.com/office/word/2006/wordml" xmlns:wps="http://schemas.microsoft.com/office/word/2010/wordprocessingShape" xmlns:wpsCustomData="http://www.wps.cn/officeDocument/2013/wpsCustomData" mc:Ignorable="w14 w15 wp14">
   <w:body>
     <w:p>
       <w:pPr>
@@ -528,11 +528,11 @@
         </w:tblCellMar>
       </w:tblPr>
       <w:tblGrid>
-        <w:gridCol w:w="943"/>
-        <w:gridCol w:w="1764"/>
-        <w:gridCol w:w="2096"/>
-        <w:gridCol w:w="1404"/>
-        <w:gridCol w:w="2376"/>
+        <w:gridCol w:w="867"/>
+        <w:gridCol w:w="1562"/>
+        <w:gridCol w:w="2028"/>
+        <w:gridCol w:w="1309"/>
+        <w:gridCol w:w="2817"/>
       </w:tblGrid>
       <w:tr>
         <w:tblPrEx>
@@ -544,6 +544,12 @@
             <w:insideH w:val="single" w:color="auto" w:sz="4" w:space="0"/>
             <w:insideV w:val="single" w:color="auto" w:sz="4" w:space="0"/>
           </w:tblBorders>
+          <w:tblCellMar>
+            <w:top w:w="0" w:type="dxa"/>
+            <w:left w:w="108" w:type="dxa"/>
+            <w:bottom w:w="0" w:type="dxa"/>
+            <w:right w:w="108" w:type="dxa"/>
+          </w:tblCellMar>
         </w:tblPrEx>
         <w:trPr>
           <w:trHeight w:val="500" w:hRule="atLeast"/>
@@ -690,6 +696,12 @@
             <w:insideH w:val="single" w:color="auto" w:sz="4" w:space="0"/>
             <w:insideV w:val="single" w:color="auto" w:sz="4" w:space="0"/>
           </w:tblBorders>
+          <w:tblCellMar>
+            <w:top w:w="0" w:type="dxa"/>
+            <w:left w:w="108" w:type="dxa"/>
+            <w:bottom w:w="0" w:type="dxa"/>
+            <w:right w:w="108" w:type="dxa"/>
+          </w:tblCellMar>
         </w:tblPrEx>
         <w:trPr>
           <w:trHeight w:val="472" w:hRule="atLeast"/>
@@ -839,6 +851,12 @@
             <w:insideH w:val="single" w:color="auto" w:sz="4" w:space="0"/>
             <w:insideV w:val="single" w:color="auto" w:sz="4" w:space="0"/>
           </w:tblBorders>
+          <w:tblCellMar>
+            <w:top w:w="0" w:type="dxa"/>
+            <w:left w:w="108" w:type="dxa"/>
+            <w:bottom w:w="0" w:type="dxa"/>
+            <w:right w:w="108" w:type="dxa"/>
+          </w:tblCellMar>
         </w:tblPrEx>
         <w:trPr>
           <w:trHeight w:val="448" w:hRule="atLeast"/>
@@ -872,6 +890,7 @@
               <w:widowControl/>
               <w:spacing w:line="400" w:lineRule="exact"/>
               <w:ind w:firstLine="0" w:firstLineChars="0"/>
+              <w:jc w:val="center"/>
               <w:rPr>
                 <w:rFonts w:hint="default" w:ascii="Times New Roman" w:hAnsi="Times New Roman" w:eastAsia="仿宋" w:cs="Times New Roman"/>
                 <w:sz w:val="24"/>
@@ -976,6 +995,12 @@
             <w:insideH w:val="single" w:color="auto" w:sz="4" w:space="0"/>
             <w:insideV w:val="single" w:color="auto" w:sz="4" w:space="0"/>
           </w:tblBorders>
+          <w:tblCellMar>
+            <w:top w:w="0" w:type="dxa"/>
+            <w:left w:w="108" w:type="dxa"/>
+            <w:bottom w:w="0" w:type="dxa"/>
+            <w:right w:w="108" w:type="dxa"/>
+          </w:tblCellMar>
         </w:tblPrEx>
         <w:trPr>
           <w:trHeight w:val="448" w:hRule="atLeast"/>
@@ -1086,7 +1111,7 @@
               <w:widowControl/>
               <w:spacing w:line="400" w:lineRule="exact"/>
               <w:ind w:left="0" w:leftChars="0" w:firstLine="0" w:firstLineChars="0"/>
-              <w:jc w:val="both"/>
+              <w:jc w:val="center"/>
               <w:rPr>
                 <w:rFonts w:hint="default" w:ascii="Times New Roman" w:hAnsi="Times New Roman" w:eastAsia="仿宋" w:cs="Times New Roman"/>
                 <w:sz w:val="24"/>
@@ -1114,6 +1139,12 @@
             <w:insideH w:val="single" w:color="auto" w:sz="4" w:space="0"/>
             <w:insideV w:val="single" w:color="auto" w:sz="4" w:space="0"/>
           </w:tblBorders>
+          <w:tblCellMar>
+            <w:top w:w="0" w:type="dxa"/>
+            <w:left w:w="108" w:type="dxa"/>
+            <w:bottom w:w="0" w:type="dxa"/>
+            <w:right w:w="108" w:type="dxa"/>
+          </w:tblCellMar>
         </w:tblPrEx>
         <w:trPr>
           <w:trHeight w:val="493" w:hRule="atLeast"/>
@@ -1167,6 +1198,7 @@
         <w:tc>
           <w:tcPr>
             <w:tcW w:w="1764" w:type="dxa"/>
+            <w:vAlign w:val="center"/>
           </w:tcPr>
           <w:p>
             <w:pPr>
@@ -1191,6 +1223,7 @@
         <w:tc>
           <w:tcPr>
             <w:tcW w:w="2096" w:type="dxa"/>
+            <w:vAlign w:val="center"/>
           </w:tcPr>
           <w:p>
             <w:pPr>
@@ -1217,6 +1250,7 @@
         <w:tc>
           <w:tcPr>
             <w:tcW w:w="1404" w:type="dxa"/>
+            <w:vAlign w:val="center"/>
           </w:tcPr>
           <w:p>
             <w:pPr>
@@ -1278,6 +1312,12 @@
             <w:insideH w:val="single" w:color="auto" w:sz="4" w:space="0"/>
             <w:insideV w:val="single" w:color="auto" w:sz="4" w:space="0"/>
           </w:tblBorders>
+          <w:tblCellMar>
+            <w:top w:w="0" w:type="dxa"/>
+            <w:left w:w="108" w:type="dxa"/>
+            <w:bottom w:w="0" w:type="dxa"/>
+            <w:right w:w="108" w:type="dxa"/>
+          </w:tblCellMar>
         </w:tblPrEx>
         <w:trPr>
           <w:trHeight w:val="515" w:hRule="atLeast"/>
@@ -1304,6 +1344,7 @@
         <w:tc>
           <w:tcPr>
             <w:tcW w:w="1764" w:type="dxa"/>
+            <w:vAlign w:val="center"/>
           </w:tcPr>
           <w:p>
             <w:pPr>
@@ -1328,6 +1369,7 @@
         <w:tc>
           <w:tcPr>
             <w:tcW w:w="2096" w:type="dxa"/>
+            <w:vAlign w:val="center"/>
           </w:tcPr>
           <w:p>
             <w:pPr>
@@ -1356,6 +1398,7 @@
         <w:tc>
           <w:tcPr>
             <w:tcW w:w="1404" w:type="dxa"/>
+            <w:vAlign w:val="center"/>
           </w:tcPr>
           <w:p>
             <w:pPr>
@@ -1417,6 +1460,12 @@
             <w:insideH w:val="single" w:color="auto" w:sz="4" w:space="0"/>
             <w:insideV w:val="single" w:color="auto" w:sz="4" w:space="0"/>
           </w:tblBorders>
+          <w:tblCellMar>
+            <w:top w:w="0" w:type="dxa"/>
+            <w:left w:w="108" w:type="dxa"/>
+            <w:bottom w:w="0" w:type="dxa"/>
+            <w:right w:w="108" w:type="dxa"/>
+          </w:tblCellMar>
         </w:tblPrEx>
         <w:trPr>
           <w:trHeight w:val="500" w:hRule="atLeast"/>
@@ -1450,6 +1499,7 @@
               <w:widowControl/>
               <w:spacing w:line="400" w:lineRule="exact"/>
               <w:ind w:firstLine="0" w:firstLineChars="0"/>
+              <w:jc w:val="center"/>
               <w:rPr>
                 <w:rFonts w:hint="default" w:ascii="Times New Roman" w:hAnsi="Times New Roman" w:eastAsia="仿宋" w:cs="Times New Roman"/>
                 <w:sz w:val="24"/>
@@ -1558,6 +1608,12 @@
             <w:insideH w:val="single" w:color="auto" w:sz="4" w:space="0"/>
             <w:insideV w:val="single" w:color="auto" w:sz="4" w:space="0"/>
           </w:tblBorders>
+          <w:tblCellMar>
+            <w:top w:w="0" w:type="dxa"/>
+            <w:left w:w="108" w:type="dxa"/>
+            <w:bottom w:w="0" w:type="dxa"/>
+            <w:right w:w="108" w:type="dxa"/>
+          </w:tblCellMar>
         </w:tblPrEx>
         <w:trPr>
           <w:trHeight w:val="510" w:hRule="atLeast"/>
@@ -1611,6 +1667,7 @@
         <w:tc>
           <w:tcPr>
             <w:tcW w:w="1764" w:type="dxa"/>
+            <w:vAlign w:val="center"/>
           </w:tcPr>
           <w:p>
             <w:pPr>
@@ -1635,6 +1692,7 @@
         <w:tc>
           <w:tcPr>
             <w:tcW w:w="2096" w:type="dxa"/>
+            <w:vAlign w:val="center"/>
           </w:tcPr>
           <w:p>
             <w:pPr>
@@ -1661,6 +1719,7 @@
         <w:tc>
           <w:tcPr>
             <w:tcW w:w="1404" w:type="dxa"/>
+            <w:vAlign w:val="center"/>
           </w:tcPr>
           <w:p>
             <w:pPr>
@@ -1692,7 +1751,7 @@
               <w:widowControl/>
               <w:spacing w:line="400" w:lineRule="exact"/>
               <w:ind w:left="0" w:leftChars="0" w:firstLine="0" w:firstLineChars="0"/>
-              <w:jc w:val="both"/>
+              <w:jc w:val="center"/>
               <w:rPr>
                 <w:rFonts w:hint="eastAsia" w:ascii="Times New Roman" w:hAnsi="Times New Roman" w:eastAsia="仿宋" w:cs="Times New Roman"/>
                 <w:sz w:val="24"/>
@@ -1722,6 +1781,12 @@
             <w:insideH w:val="single" w:color="auto" w:sz="4" w:space="0"/>
             <w:insideV w:val="single" w:color="auto" w:sz="4" w:space="0"/>
           </w:tblBorders>
+          <w:tblCellMar>
+            <w:top w:w="0" w:type="dxa"/>
+            <w:left w:w="108" w:type="dxa"/>
+            <w:bottom w:w="0" w:type="dxa"/>
+            <w:right w:w="108" w:type="dxa"/>
+          </w:tblCellMar>
         </w:tblPrEx>
         <w:trPr>
           <w:trHeight w:val="487" w:hRule="atLeast"/>
@@ -1748,6 +1813,7 @@
         <w:tc>
           <w:tcPr>
             <w:tcW w:w="1764" w:type="dxa"/>
+            <w:vAlign w:val="center"/>
           </w:tcPr>
           <w:p>
             <w:pPr>
@@ -1772,6 +1838,7 @@
         <w:tc>
           <w:tcPr>
             <w:tcW w:w="2096" w:type="dxa"/>
+            <w:vAlign w:val="center"/>
           </w:tcPr>
           <w:p>
             <w:pPr>
@@ -1800,6 +1867,7 @@
         <w:tc>
           <w:tcPr>
             <w:tcW w:w="1404" w:type="dxa"/>
+            <w:vAlign w:val="center"/>
           </w:tcPr>
           <w:p>
             <w:pPr>
@@ -1830,7 +1898,7 @@
             <w:pPr>
               <w:widowControl/>
               <w:spacing w:line="400" w:lineRule="exact"/>
-              <w:jc w:val="both"/>
+              <w:jc w:val="center"/>
               <w:rPr>
                 <w:rFonts w:hint="default" w:ascii="Times New Roman" w:hAnsi="Times New Roman" w:eastAsia="仿宋" w:cs="Times New Roman"/>
                 <w:sz w:val="24"/>
@@ -1858,6 +1926,12 @@
             <w:insideH w:val="single" w:color="auto" w:sz="4" w:space="0"/>
             <w:insideV w:val="single" w:color="auto" w:sz="4" w:space="0"/>
           </w:tblBorders>
+          <w:tblCellMar>
+            <w:top w:w="0" w:type="dxa"/>
+            <w:left w:w="108" w:type="dxa"/>
+            <w:bottom w:w="0" w:type="dxa"/>
+            <w:right w:w="108" w:type="dxa"/>
+          </w:tblCellMar>
         </w:tblPrEx>
         <w:trPr>
           <w:trHeight w:val="510" w:hRule="atLeast"/>
@@ -1884,6 +1958,7 @@
         <w:tc>
           <w:tcPr>
             <w:tcW w:w="1764" w:type="dxa"/>
+            <w:vAlign w:val="center"/>
           </w:tcPr>
           <w:p>
             <w:pPr>
@@ -1908,6 +1983,7 @@
         <w:tc>
           <w:tcPr>
             <w:tcW w:w="2096" w:type="dxa"/>
+            <w:vAlign w:val="center"/>
           </w:tcPr>
           <w:p>
             <w:pPr>
@@ -1936,6 +2012,7 @@
         <w:tc>
           <w:tcPr>
             <w:tcW w:w="1404" w:type="dxa"/>
+            <w:vAlign w:val="center"/>
           </w:tcPr>
           <w:p>
             <w:pPr>
@@ -1997,6 +2074,12 @@
             <w:insideH w:val="single" w:color="auto" w:sz="4" w:space="0"/>
             <w:insideV w:val="single" w:color="auto" w:sz="4" w:space="0"/>
           </w:tblBorders>
+          <w:tblCellMar>
+            <w:top w:w="0" w:type="dxa"/>
+            <w:left w:w="108" w:type="dxa"/>
+            <w:bottom w:w="0" w:type="dxa"/>
+            <w:right w:w="108" w:type="dxa"/>
+          </w:tblCellMar>
         </w:tblPrEx>
         <w:trPr>
           <w:trHeight w:val="527" w:hRule="atLeast"/>
@@ -2050,6 +2133,7 @@
         <w:tc>
           <w:tcPr>
             <w:tcW w:w="1764" w:type="dxa"/>
+            <w:vAlign w:val="center"/>
           </w:tcPr>
           <w:p>
             <w:pPr>
@@ -2074,6 +2158,7 @@
         <w:tc>
           <w:tcPr>
             <w:tcW w:w="2096" w:type="dxa"/>
+            <w:vAlign w:val="center"/>
           </w:tcPr>
           <w:p>
             <w:pPr>
@@ -2100,6 +2185,7 @@
         <w:tc>
           <w:tcPr>
             <w:tcW w:w="1404" w:type="dxa"/>
+            <w:vAlign w:val="center"/>
           </w:tcPr>
           <w:p>
             <w:pPr>
@@ -2130,7 +2216,7 @@
             <w:pPr>
               <w:widowControl/>
               <w:spacing w:line="400" w:lineRule="exact"/>
-              <w:ind w:firstLine="480"/>
+              <w:ind w:left="0" w:leftChars="0" w:firstLine="0" w:firstLineChars="0"/>
               <w:jc w:val="center"/>
               <w:rPr>
                 <w:rFonts w:hint="eastAsia" w:ascii="Times New Roman" w:hAnsi="Times New Roman" w:eastAsia="仿宋" w:cs="Times New Roman"/>
@@ -2161,6 +2247,12 @@
             <w:insideH w:val="single" w:color="auto" w:sz="4" w:space="0"/>
             <w:insideV w:val="single" w:color="auto" w:sz="4" w:space="0"/>
           </w:tblBorders>
+          <w:tblCellMar>
+            <w:top w:w="0" w:type="dxa"/>
+            <w:left w:w="108" w:type="dxa"/>
+            <w:bottom w:w="0" w:type="dxa"/>
+            <w:right w:w="108" w:type="dxa"/>
+          </w:tblCellMar>
         </w:tblPrEx>
         <w:trPr>
           <w:trHeight w:val="493" w:hRule="atLeast"/>
@@ -2187,6 +2279,7 @@
         <w:tc>
           <w:tcPr>
             <w:tcW w:w="1764" w:type="dxa"/>
+            <w:vAlign w:val="center"/>
           </w:tcPr>
           <w:p>
             <w:pPr>
@@ -2211,6 +2304,7 @@
         <w:tc>
           <w:tcPr>
             <w:tcW w:w="2096" w:type="dxa"/>
+            <w:vAlign w:val="center"/>
           </w:tcPr>
           <w:p>
             <w:pPr>
@@ -2239,6 +2333,7 @@
         <w:tc>
           <w:tcPr>
             <w:tcW w:w="1404" w:type="dxa"/>
+            <w:vAlign w:val="center"/>
           </w:tcPr>
           <w:p>
             <w:pPr>
@@ -2323,6 +2418,12 @@
             <w:insideH w:val="single" w:color="auto" w:sz="4" w:space="0"/>
             <w:insideV w:val="single" w:color="auto" w:sz="4" w:space="0"/>
           </w:tblBorders>
+          <w:tblCellMar>
+            <w:top w:w="0" w:type="dxa"/>
+            <w:left w:w="108" w:type="dxa"/>
+            <w:bottom w:w="0" w:type="dxa"/>
+            <w:right w:w="108" w:type="dxa"/>
+          </w:tblCellMar>
         </w:tblPrEx>
         <w:trPr>
           <w:trHeight w:val="561" w:hRule="atLeast"/>
@@ -2356,6 +2457,7 @@
               <w:widowControl/>
               <w:spacing w:line="400" w:lineRule="exact"/>
               <w:ind w:firstLine="0" w:firstLineChars="0"/>
+              <w:jc w:val="center"/>
               <w:rPr>
                 <w:rFonts w:hint="default" w:ascii="Times New Roman" w:hAnsi="Times New Roman" w:eastAsia="仿宋" w:cs="Times New Roman"/>
                 <w:sz w:val="24"/>
@@ -2464,6 +2566,12 @@
             <w:insideH w:val="single" w:color="auto" w:sz="4" w:space="0"/>
             <w:insideV w:val="single" w:color="auto" w:sz="4" w:space="0"/>
           </w:tblBorders>
+          <w:tblCellMar>
+            <w:top w:w="0" w:type="dxa"/>
+            <w:left w:w="108" w:type="dxa"/>
+            <w:bottom w:w="0" w:type="dxa"/>
+            <w:right w:w="108" w:type="dxa"/>
+          </w:tblCellMar>
         </w:tblPrEx>
         <w:trPr>
           <w:trHeight w:val="561" w:hRule="atLeast"/>
@@ -2520,7 +2628,7 @@
           <w:tcPr>
             <w:tcW w:w="1764" w:type="dxa"/>
             <w:shd w:val="clear" w:color="auto" w:fill="auto"/>
-            <w:vAlign w:val="top"/>
+            <w:vAlign w:val="center"/>
           </w:tcPr>
           <w:p>
             <w:pPr>
@@ -2549,7 +2657,7 @@
           <w:tcPr>
             <w:tcW w:w="2096" w:type="dxa"/>
             <w:shd w:val="clear" w:color="auto" w:fill="auto"/>
-            <w:vAlign w:val="top"/>
+            <w:vAlign w:val="center"/>
           </w:tcPr>
           <w:p>
             <w:pPr>
@@ -2581,7 +2689,7 @@
           <w:tcPr>
             <w:tcW w:w="1404" w:type="dxa"/>
             <w:shd w:val="clear" w:color="auto" w:fill="auto"/>
-            <w:vAlign w:val="top"/>
+            <w:vAlign w:val="center"/>
           </w:tcPr>
           <w:p>
             <w:pPr>
@@ -2616,7 +2724,7 @@
             <w:pPr>
               <w:widowControl/>
               <w:spacing w:line="400" w:lineRule="exact"/>
-              <w:ind w:firstLine="480" w:firstLineChars="200"/>
+              <w:ind w:left="0" w:leftChars="0" w:firstLine="0" w:firstLineChars="0"/>
               <w:jc w:val="center"/>
               <w:rPr>
                 <w:rFonts w:hint="eastAsia" w:ascii="Times New Roman" w:hAnsi="Times New Roman" w:eastAsia="仿宋" w:cs="Times New Roman"/>
@@ -2651,6 +2759,12 @@
             <w:insideH w:val="single" w:color="auto" w:sz="4" w:space="0"/>
             <w:insideV w:val="single" w:color="auto" w:sz="4" w:space="0"/>
           </w:tblBorders>
+          <w:tblCellMar>
+            <w:top w:w="0" w:type="dxa"/>
+            <w:left w:w="108" w:type="dxa"/>
+            <w:bottom w:w="0" w:type="dxa"/>
+            <w:right w:w="108" w:type="dxa"/>
+          </w:tblCellMar>
         </w:tblPrEx>
         <w:trPr>
           <w:trHeight w:val="561" w:hRule="atLeast"/>
@@ -2679,7 +2793,7 @@
           <w:tcPr>
             <w:tcW w:w="1764" w:type="dxa"/>
             <w:shd w:val="clear" w:color="auto" w:fill="auto"/>
-            <w:vAlign w:val="top"/>
+            <w:vAlign w:val="center"/>
           </w:tcPr>
           <w:p>
             <w:pPr>
@@ -2708,7 +2822,7 @@
           <w:tcPr>
             <w:tcW w:w="2096" w:type="dxa"/>
             <w:shd w:val="clear" w:color="auto" w:fill="auto"/>
-            <w:vAlign w:val="top"/>
+            <w:vAlign w:val="center"/>
           </w:tcPr>
           <w:p>
             <w:pPr>
@@ -2742,7 +2856,7 @@
           <w:tcPr>
             <w:tcW w:w="1404" w:type="dxa"/>
             <w:shd w:val="clear" w:color="auto" w:fill="auto"/>
-            <w:vAlign w:val="top"/>
+            <w:vAlign w:val="center"/>
           </w:tcPr>
           <w:p>
             <w:pPr>
@@ -2839,6 +2953,12 @@
             <w:insideH w:val="single" w:color="auto" w:sz="4" w:space="0"/>
             <w:insideV w:val="single" w:color="auto" w:sz="4" w:space="0"/>
           </w:tblBorders>
+          <w:tblCellMar>
+            <w:top w:w="0" w:type="dxa"/>
+            <w:left w:w="108" w:type="dxa"/>
+            <w:bottom w:w="0" w:type="dxa"/>
+            <w:right w:w="108" w:type="dxa"/>
+          </w:tblCellMar>
         </w:tblPrEx>
         <w:trPr>
           <w:trHeight w:val="561" w:hRule="atLeast"/>
@@ -2874,6 +2994,7 @@
               <w:widowControl/>
               <w:spacing w:line="400" w:lineRule="exact"/>
               <w:ind w:firstLine="0" w:firstLineChars="0"/>
+              <w:jc w:val="center"/>
               <w:rPr>
                 <w:rFonts w:hint="default" w:ascii="Times New Roman" w:hAnsi="Times New Roman" w:eastAsia="仿宋" w:cs="Times New Roman"/>
                 <w:kern w:val="2"/>
@@ -2964,8 +3085,8 @@
             <w:pPr>
               <w:widowControl/>
               <w:spacing w:line="400" w:lineRule="exact"/>
-              <w:ind w:firstLine="480" w:firstLineChars="200"/>
-              <w:jc w:val="center"/>
+              <w:ind w:left="0" w:leftChars="0" w:firstLine="0" w:firstLineChars="0"/>
+              <w:jc w:val="both"/>
               <w:rPr>
                 <w:rFonts w:hint="eastAsia" w:ascii="Times New Roman" w:hAnsi="Times New Roman" w:eastAsia="仿宋" w:cs="Times New Roman"/>
                 <w:kern w:val="2"/>
@@ -2999,6 +3120,12 @@
             <w:insideH w:val="single" w:color="auto" w:sz="4" w:space="0"/>
             <w:insideV w:val="single" w:color="auto" w:sz="4" w:space="0"/>
           </w:tblBorders>
+          <w:tblCellMar>
+            <w:top w:w="0" w:type="dxa"/>
+            <w:left w:w="108" w:type="dxa"/>
+            <w:bottom w:w="0" w:type="dxa"/>
+            <w:right w:w="108" w:type="dxa"/>
+          </w:tblCellMar>
         </w:tblPrEx>
         <w:trPr>
           <w:trHeight w:val="561" w:hRule="atLeast"/>
@@ -3055,7 +3182,7 @@
           <w:tcPr>
             <w:tcW w:w="1764" w:type="dxa"/>
             <w:shd w:val="clear" w:color="auto" w:fill="auto"/>
-            <w:vAlign w:val="top"/>
+            <w:vAlign w:val="center"/>
           </w:tcPr>
           <w:p>
             <w:pPr>
@@ -3084,7 +3211,7 @@
           <w:tcPr>
             <w:tcW w:w="2096" w:type="dxa"/>
             <w:shd w:val="clear" w:color="auto" w:fill="auto"/>
-            <w:vAlign w:val="top"/>
+            <w:vAlign w:val="center"/>
           </w:tcPr>
           <w:p>
             <w:pPr>
@@ -3114,7 +3241,7 @@
           <w:tcPr>
             <w:tcW w:w="1404" w:type="dxa"/>
             <w:shd w:val="clear" w:color="auto" w:fill="auto"/>
-            <w:vAlign w:val="top"/>
+            <w:vAlign w:val="center"/>
           </w:tcPr>
           <w:p>
             <w:pPr>
@@ -3184,6 +3311,12 @@
             <w:insideH w:val="single" w:color="auto" w:sz="4" w:space="0"/>
             <w:insideV w:val="single" w:color="auto" w:sz="4" w:space="0"/>
           </w:tblBorders>
+          <w:tblCellMar>
+            <w:top w:w="0" w:type="dxa"/>
+            <w:left w:w="108" w:type="dxa"/>
+            <w:bottom w:w="0" w:type="dxa"/>
+            <w:right w:w="108" w:type="dxa"/>
+          </w:tblCellMar>
         </w:tblPrEx>
         <w:trPr>
           <w:trHeight w:val="561" w:hRule="atLeast"/>
@@ -3212,7 +3345,7 @@
           <w:tcPr>
             <w:tcW w:w="1764" w:type="dxa"/>
             <w:shd w:val="clear" w:color="auto" w:fill="auto"/>
-            <w:vAlign w:val="top"/>
+            <w:vAlign w:val="center"/>
           </w:tcPr>
           <w:p>
             <w:pPr>
@@ -3241,7 +3374,7 @@
           <w:tcPr>
             <w:tcW w:w="2096" w:type="dxa"/>
             <w:shd w:val="clear" w:color="auto" w:fill="auto"/>
-            <w:vAlign w:val="top"/>
+            <w:vAlign w:val="center"/>
           </w:tcPr>
           <w:p>
             <w:pPr>
@@ -3275,7 +3408,7 @@
           <w:tcPr>
             <w:tcW w:w="1404" w:type="dxa"/>
             <w:shd w:val="clear" w:color="auto" w:fill="auto"/>
-            <w:vAlign w:val="top"/>
+            <w:vAlign w:val="center"/>
           </w:tcPr>
           <w:p>
             <w:pPr>
@@ -3345,6 +3478,12 @@
             <w:insideH w:val="single" w:color="auto" w:sz="4" w:space="0"/>
             <w:insideV w:val="single" w:color="auto" w:sz="4" w:space="0"/>
           </w:tblBorders>
+          <w:tblCellMar>
+            <w:top w:w="0" w:type="dxa"/>
+            <w:left w:w="108" w:type="dxa"/>
+            <w:bottom w:w="0" w:type="dxa"/>
+            <w:right w:w="108" w:type="dxa"/>
+          </w:tblCellMar>
         </w:tblPrEx>
         <w:trPr>
           <w:trHeight w:val="561" w:hRule="atLeast"/>
@@ -3380,6 +3519,7 @@
               <w:widowControl/>
               <w:spacing w:line="400" w:lineRule="exact"/>
               <w:ind w:firstLine="0" w:firstLineChars="0"/>
+              <w:jc w:val="center"/>
               <w:rPr>
                 <w:rFonts w:hint="default" w:ascii="Times New Roman" w:hAnsi="Times New Roman" w:eastAsia="仿宋" w:cs="Times New Roman"/>
                 <w:kern w:val="2"/>
@@ -3481,7 +3621,6 @@
                 <w:woUserID w:val="4"/>
               </w:rPr>
             </w:pPr>
-            <w:bookmarkStart w:id="0" w:name="_GoBack"/>
             <w:r>
               <w:rPr>
                 <w:rFonts w:hint="eastAsia" w:ascii="Times New Roman" w:hAnsi="Times New Roman" w:cs="Times New Roman"/>
@@ -3493,7 +3632,6 @@
               </w:rPr>
               <w:t>19032425616</w:t>
             </w:r>
-            <w:bookmarkEnd w:id="0"/>
           </w:p>
         </w:tc>
       </w:tr>
@@ -3507,6 +3645,12 @@
             <w:insideH w:val="single" w:color="auto" w:sz="4" w:space="0"/>
             <w:insideV w:val="single" w:color="auto" w:sz="4" w:space="0"/>
           </w:tblBorders>
+          <w:tblCellMar>
+            <w:top w:w="0" w:type="dxa"/>
+            <w:left w:w="108" w:type="dxa"/>
+            <w:bottom w:w="0" w:type="dxa"/>
+            <w:right w:w="108" w:type="dxa"/>
+          </w:tblCellMar>
         </w:tblPrEx>
         <w:trPr>
           <w:trHeight w:val="561" w:hRule="atLeast"/>
@@ -3563,7 +3707,7 @@
           <w:tcPr>
             <w:tcW w:w="1764" w:type="dxa"/>
             <w:shd w:val="clear" w:color="auto" w:fill="auto"/>
-            <w:vAlign w:val="top"/>
+            <w:vAlign w:val="center"/>
           </w:tcPr>
           <w:p>
             <w:pPr>
@@ -3592,7 +3736,7 @@
           <w:tcPr>
             <w:tcW w:w="2096" w:type="dxa"/>
             <w:shd w:val="clear" w:color="auto" w:fill="auto"/>
-            <w:vAlign w:val="top"/>
+            <w:vAlign w:val="center"/>
           </w:tcPr>
           <w:p>
             <w:pPr>
@@ -3622,7 +3766,7 @@
           <w:tcPr>
             <w:tcW w:w="1404" w:type="dxa"/>
             <w:shd w:val="clear" w:color="auto" w:fill="auto"/>
-            <w:vAlign w:val="top"/>
+            <w:vAlign w:val="center"/>
           </w:tcPr>
           <w:p>
             <w:pPr>
@@ -3692,6 +3836,12 @@
             <w:insideH w:val="single" w:color="auto" w:sz="4" w:space="0"/>
             <w:insideV w:val="single" w:color="auto" w:sz="4" w:space="0"/>
           </w:tblBorders>
+          <w:tblCellMar>
+            <w:top w:w="0" w:type="dxa"/>
+            <w:left w:w="108" w:type="dxa"/>
+            <w:bottom w:w="0" w:type="dxa"/>
+            <w:right w:w="108" w:type="dxa"/>
+          </w:tblCellMar>
         </w:tblPrEx>
         <w:trPr>
           <w:trHeight w:val="561" w:hRule="atLeast"/>
@@ -3719,7 +3869,7 @@
           <w:tcPr>
             <w:tcW w:w="1764" w:type="dxa"/>
             <w:shd w:val="clear" w:color="auto" w:fill="auto"/>
-            <w:vAlign w:val="top"/>
+            <w:vAlign w:val="center"/>
           </w:tcPr>
           <w:p>
             <w:pPr>
@@ -3748,7 +3898,7 @@
           <w:tcPr>
             <w:tcW w:w="2096" w:type="dxa"/>
             <w:shd w:val="clear" w:color="auto" w:fill="auto"/>
-            <w:vAlign w:val="top"/>
+            <w:vAlign w:val="center"/>
           </w:tcPr>
           <w:p>
             <w:pPr>
@@ -3782,7 +3932,7 @@
           <w:tcPr>
             <w:tcW w:w="1404" w:type="dxa"/>
             <w:shd w:val="clear" w:color="auto" w:fill="auto"/>
-            <w:vAlign w:val="top"/>
+            <w:vAlign w:val="center"/>
           </w:tcPr>
           <w:p>
             <w:pPr>
@@ -3852,6 +4002,12 @@
             <w:insideH w:val="single" w:color="auto" w:sz="4" w:space="0"/>
             <w:insideV w:val="single" w:color="auto" w:sz="4" w:space="0"/>
           </w:tblBorders>
+          <w:tblCellMar>
+            <w:top w:w="0" w:type="dxa"/>
+            <w:left w:w="108" w:type="dxa"/>
+            <w:bottom w:w="0" w:type="dxa"/>
+            <w:right w:w="108" w:type="dxa"/>
+          </w:tblCellMar>
         </w:tblPrEx>
         <w:trPr>
           <w:trHeight w:val="561" w:hRule="atLeast"/>
@@ -3886,6 +4042,7 @@
               <w:widowControl/>
               <w:spacing w:line="400" w:lineRule="exact"/>
               <w:ind w:firstLine="0" w:firstLineChars="0"/>
+              <w:jc w:val="center"/>
               <w:rPr>
                 <w:rFonts w:hint="default" w:ascii="Times New Roman" w:hAnsi="Times New Roman" w:eastAsia="仿宋" w:cs="Times New Roman"/>
                 <w:kern w:val="2"/>
@@ -4011,6 +4168,12 @@
             <w:insideH w:val="single" w:color="auto" w:sz="4" w:space="0"/>
             <w:insideV w:val="single" w:color="auto" w:sz="4" w:space="0"/>
           </w:tblBorders>
+          <w:tblCellMar>
+            <w:top w:w="0" w:type="dxa"/>
+            <w:left w:w="108" w:type="dxa"/>
+            <w:bottom w:w="0" w:type="dxa"/>
+            <w:right w:w="108" w:type="dxa"/>
+          </w:tblCellMar>
         </w:tblPrEx>
         <w:trPr>
           <w:trHeight w:val="476" w:hRule="atLeast"/>
@@ -4064,6 +4227,7 @@
         <w:tc>
           <w:tcPr>
             <w:tcW w:w="1764" w:type="dxa"/>
+            <w:vAlign w:val="center"/>
           </w:tcPr>
           <w:p>
             <w:pPr>
@@ -4088,17 +4252,72 @@
         <w:tc>
           <w:tcPr>
             <w:tcW w:w="2096" w:type="dxa"/>
-          </w:tcPr>
-          <w:p>
-            <w:pPr>
-              <w:widowControl/>
-              <w:spacing w:line="400" w:lineRule="exact"/>
-              <w:ind w:firstLine="0" w:firstLineChars="0"/>
+            <w:vAlign w:val="center"/>
+          </w:tcPr>
+          <w:p>
+            <w:pPr>
+              <w:widowControl/>
+              <w:spacing w:line="400" w:lineRule="exact"/>
+              <w:ind w:firstLine="0" w:firstLineChars="0"/>
+              <w:jc w:val="center"/>
+              <w:rPr>
+                <w:rFonts w:hint="default" w:ascii="Times New Roman" w:hAnsi="Times New Roman" w:eastAsia="仿宋" w:cs="Times New Roman"/>
+                <w:sz w:val="24"/>
+                <w:lang w:val="en-US" w:eastAsia="zh-CN"/>
+                <w:woUserID w:val="1"/>
+              </w:rPr>
+            </w:pPr>
+            <w:r>
+              <w:rPr>
+                <w:rFonts w:hint="eastAsia" w:ascii="Times New Roman" w:hAnsi="Times New Roman" w:cs="Times New Roman"/>
+                <w:sz w:val="24"/>
+                <w:lang w:val="en-US" w:eastAsia="zh-CN"/>
+                <w:woUserID w:val="1"/>
+              </w:rPr>
+              <w:t>葛佳浩</w:t>
+            </w:r>
+          </w:p>
+        </w:tc>
+        <w:tc>
+          <w:tcPr>
+            <w:tcW w:w="1404" w:type="dxa"/>
+            <w:vAlign w:val="center"/>
+          </w:tcPr>
+          <w:p>
+            <w:pPr>
+              <w:widowControl/>
+              <w:spacing w:line="400" w:lineRule="exact"/>
+              <w:ind w:firstLine="0" w:firstLineChars="0"/>
+              <w:jc w:val="center"/>
+              <w:rPr>
+                <w:rFonts w:hint="default" w:ascii="Times New Roman" w:hAnsi="Times New Roman" w:eastAsia="仿宋" w:cs="Times New Roman"/>
+                <w:sz w:val="24"/>
+              </w:rPr>
+            </w:pPr>
+            <w:r>
+              <w:rPr>
+                <w:rFonts w:hint="default" w:ascii="Times New Roman" w:hAnsi="Times New Roman" w:eastAsia="仿宋" w:cs="Times New Roman"/>
+                <w:sz w:val="24"/>
+              </w:rPr>
+              <w:t>性别</w:t>
+            </w:r>
+          </w:p>
+        </w:tc>
+        <w:tc>
+          <w:tcPr>
+            <w:tcW w:w="2376" w:type="dxa"/>
+            <w:vAlign w:val="center"/>
+          </w:tcPr>
+          <w:p>
+            <w:pPr>
+              <w:widowControl/>
+              <w:spacing w:line="400" w:lineRule="exact"/>
+              <w:ind w:left="0" w:leftChars="0" w:firstLine="0" w:firstLineChars="0"/>
               <w:jc w:val="center"/>
               <w:rPr>
                 <w:rFonts w:hint="eastAsia" w:ascii="Times New Roman" w:hAnsi="Times New Roman" w:eastAsia="仿宋" w:cs="Times New Roman"/>
                 <w:sz w:val="24"/>
-                <w:lang w:eastAsia="zh"/>
+                <w:lang w:val="en-US" w:eastAsia="zh-CN"/>
                 <w:woUserID w:val="1"/>
               </w:rPr>
             </w:pPr>
@@ -4106,63 +4325,10 @@
               <w:rPr>
                 <w:rFonts w:hint="eastAsia" w:ascii="Times New Roman" w:hAnsi="Times New Roman" w:cs="Times New Roman"/>
                 <w:sz w:val="24"/>
-                <w:lang w:eastAsia="zh"/>
+                <w:lang w:val="en-US" w:eastAsia="zh-CN"/>
                 <w:woUserID w:val="1"/>
               </w:rPr>
-              <w:t>张建珍</w:t>
-            </w:r>
-          </w:p>
-        </w:tc>
-        <w:tc>
-          <w:tcPr>
-            <w:tcW w:w="1404" w:type="dxa"/>
-          </w:tcPr>
-          <w:p>
-            <w:pPr>
-              <w:widowControl/>
-              <w:spacing w:line="400" w:lineRule="exact"/>
-              <w:ind w:firstLine="0" w:firstLineChars="0"/>
-              <w:jc w:val="center"/>
-              <w:rPr>
-                <w:rFonts w:hint="default" w:ascii="Times New Roman" w:hAnsi="Times New Roman" w:eastAsia="仿宋" w:cs="Times New Roman"/>
-                <w:sz w:val="24"/>
-              </w:rPr>
-            </w:pPr>
-            <w:r>
-              <w:rPr>
-                <w:rFonts w:hint="default" w:ascii="Times New Roman" w:hAnsi="Times New Roman" w:eastAsia="仿宋" w:cs="Times New Roman"/>
-                <w:sz w:val="24"/>
-              </w:rPr>
-              <w:t>性别</w:t>
-            </w:r>
-          </w:p>
-        </w:tc>
-        <w:tc>
-          <w:tcPr>
-            <w:tcW w:w="2376" w:type="dxa"/>
-            <w:vAlign w:val="center"/>
-          </w:tcPr>
-          <w:p>
-            <w:pPr>
-              <w:widowControl/>
-              <w:spacing w:line="400" w:lineRule="exact"/>
-              <w:ind w:left="0" w:leftChars="0" w:firstLine="0" w:firstLineChars="0"/>
-              <w:jc w:val="center"/>
-              <w:rPr>
-                <w:rFonts w:hint="eastAsia" w:ascii="Times New Roman" w:hAnsi="Times New Roman" w:eastAsia="仿宋" w:cs="Times New Roman"/>
-                <w:sz w:val="24"/>
-                <w:lang w:eastAsia="zh"/>
-                <w:woUserID w:val="1"/>
-              </w:rPr>
-            </w:pPr>
-            <w:r>
-              <w:rPr>
-                <w:rFonts w:hint="eastAsia" w:ascii="Times New Roman" w:hAnsi="Times New Roman" w:cs="Times New Roman"/>
-                <w:sz w:val="24"/>
-                <w:lang w:eastAsia="zh"/>
-                <w:woUserID w:val="1"/>
-              </w:rPr>
-              <w:t>女</w:t>
+              <w:t>男</w:t>
             </w:r>
           </w:p>
         </w:tc>
@@ -4177,6 +4343,12 @@
             <w:insideH w:val="single" w:color="auto" w:sz="4" w:space="0"/>
             <w:insideV w:val="single" w:color="auto" w:sz="4" w:space="0"/>
           </w:tblBorders>
+          <w:tblCellMar>
+            <w:top w:w="0" w:type="dxa"/>
+            <w:left w:w="108" w:type="dxa"/>
+            <w:bottom w:w="0" w:type="dxa"/>
+            <w:right w:w="108" w:type="dxa"/>
+          </w:tblCellMar>
         </w:tblPrEx>
         <w:trPr>
           <w:trHeight w:val="476" w:hRule="atLeast"/>
@@ -4203,6 +4375,7 @@
         <w:tc>
           <w:tcPr>
             <w:tcW w:w="1764" w:type="dxa"/>
+            <w:vAlign w:val="center"/>
           </w:tcPr>
           <w:p>
             <w:pPr>
@@ -4227,12 +4400,67 @@
         <w:tc>
           <w:tcPr>
             <w:tcW w:w="2096" w:type="dxa"/>
-          </w:tcPr>
-          <w:p>
-            <w:pPr>
-              <w:widowControl/>
-              <w:spacing w:line="400" w:lineRule="exact"/>
-              <w:ind w:firstLine="0" w:firstLineChars="0"/>
+            <w:vAlign w:val="center"/>
+          </w:tcPr>
+          <w:p>
+            <w:pPr>
+              <w:widowControl/>
+              <w:spacing w:line="400" w:lineRule="exact"/>
+              <w:ind w:firstLine="0" w:firstLineChars="0"/>
+              <w:jc w:val="center"/>
+              <w:rPr>
+                <w:rFonts w:hint="eastAsia" w:ascii="Times New Roman" w:hAnsi="Times New Roman" w:eastAsia="仿宋" w:cs="Times New Roman"/>
+                <w:sz w:val="24"/>
+                <w:lang w:val="en-US" w:eastAsia="zh-CN"/>
+                <w:woUserID w:val="1"/>
+              </w:rPr>
+            </w:pPr>
+            <w:r>
+              <w:rPr>
+                <w:rFonts w:hint="eastAsia" w:ascii="Times New Roman" w:hAnsi="Times New Roman" w:cs="Times New Roman"/>
+                <w:sz w:val="24"/>
+                <w:lang w:val="en-US" w:eastAsia="zh-CN"/>
+                <w:woUserID w:val="1"/>
+              </w:rPr>
+              <w:t>博士研究生</w:t>
+            </w:r>
+          </w:p>
+        </w:tc>
+        <w:tc>
+          <w:tcPr>
+            <w:tcW w:w="1404" w:type="dxa"/>
+            <w:vAlign w:val="center"/>
+          </w:tcPr>
+          <w:p>
+            <w:pPr>
+              <w:widowControl/>
+              <w:spacing w:line="400" w:lineRule="exact"/>
+              <w:ind w:firstLine="0" w:firstLineChars="0"/>
+              <w:jc w:val="center"/>
+              <w:rPr>
+                <w:rFonts w:hint="default" w:ascii="Times New Roman" w:hAnsi="Times New Roman" w:eastAsia="仿宋" w:cs="Times New Roman"/>
+                <w:sz w:val="24"/>
+              </w:rPr>
+            </w:pPr>
+            <w:r>
+              <w:rPr>
+                <w:rFonts w:hint="default" w:ascii="Times New Roman" w:hAnsi="Times New Roman" w:eastAsia="仿宋" w:cs="Times New Roman"/>
+                <w:sz w:val="24"/>
+              </w:rPr>
+              <w:t>专业</w:t>
+            </w:r>
+          </w:p>
+        </w:tc>
+        <w:tc>
+          <w:tcPr>
+            <w:tcW w:w="2376" w:type="dxa"/>
+            <w:vAlign w:val="center"/>
+          </w:tcPr>
+          <w:p>
+            <w:pPr>
+              <w:widowControl/>
+              <w:spacing w:line="400" w:lineRule="exact"/>
+              <w:ind w:left="0" w:leftChars="0" w:firstLine="0" w:firstLineChars="0"/>
               <w:jc w:val="center"/>
               <w:rPr>
                 <w:rFonts w:hint="eastAsia" w:ascii="Times New Roman" w:hAnsi="Times New Roman" w:eastAsia="仿宋" w:cs="Times New Roman"/>
@@ -4243,65 +4471,12 @@
             </w:pPr>
             <w:r>
               <w:rPr>
-                <w:rFonts w:hint="eastAsia" w:ascii="Times New Roman" w:hAnsi="Times New Roman" w:cs="Times New Roman"/>
+                <w:rFonts w:hint="eastAsia" w:ascii="Times New Roman" w:hAnsi="Times New Roman" w:eastAsia="仿宋" w:cs="Times New Roman"/>
                 <w:sz w:val="24"/>
                 <w:lang w:eastAsia="zh"/>
                 <w:woUserID w:val="1"/>
               </w:rPr>
-              <w:t>博士</w:t>
-            </w:r>
-          </w:p>
-        </w:tc>
-        <w:tc>
-          <w:tcPr>
-            <w:tcW w:w="1404" w:type="dxa"/>
-          </w:tcPr>
-          <w:p>
-            <w:pPr>
-              <w:widowControl/>
-              <w:spacing w:line="400" w:lineRule="exact"/>
-              <w:ind w:firstLine="0" w:firstLineChars="0"/>
-              <w:jc w:val="center"/>
-              <w:rPr>
-                <w:rFonts w:hint="default" w:ascii="Times New Roman" w:hAnsi="Times New Roman" w:eastAsia="仿宋" w:cs="Times New Roman"/>
-                <w:sz w:val="24"/>
-              </w:rPr>
-            </w:pPr>
-            <w:r>
-              <w:rPr>
-                <w:rFonts w:hint="default" w:ascii="Times New Roman" w:hAnsi="Times New Roman" w:eastAsia="仿宋" w:cs="Times New Roman"/>
-                <w:sz w:val="24"/>
-              </w:rPr>
-              <w:t>专业</w:t>
-            </w:r>
-          </w:p>
-        </w:tc>
-        <w:tc>
-          <w:tcPr>
-            <w:tcW w:w="2376" w:type="dxa"/>
-            <w:vAlign w:val="center"/>
-          </w:tcPr>
-          <w:p>
-            <w:pPr>
-              <w:widowControl/>
-              <w:spacing w:line="400" w:lineRule="exact"/>
-              <w:ind w:left="0" w:leftChars="0" w:firstLine="0" w:firstLineChars="0"/>
-              <w:jc w:val="center"/>
-              <w:rPr>
-                <w:rFonts w:hint="eastAsia" w:ascii="Times New Roman" w:hAnsi="Times New Roman" w:eastAsia="仿宋" w:cs="Times New Roman"/>
-                <w:sz w:val="24"/>
-                <w:lang w:eastAsia="zh"/>
-                <w:woUserID w:val="1"/>
-              </w:rPr>
-            </w:pPr>
-            <w:r>
-              <w:rPr>
-                <w:rFonts w:hint="eastAsia" w:ascii="Times New Roman" w:hAnsi="Times New Roman" w:cs="Times New Roman"/>
-                <w:sz w:val="24"/>
-                <w:lang w:eastAsia="zh"/>
-                <w:woUserID w:val="1"/>
-              </w:rPr>
-              <w:t>学科地理</w:t>
+              <w:t>专业教育学</w:t>
             </w:r>
           </w:p>
         </w:tc>
@@ -4316,6 +4491,12 @@
             <w:insideH w:val="single" w:color="auto" w:sz="4" w:space="0"/>
             <w:insideV w:val="single" w:color="auto" w:sz="4" w:space="0"/>
           </w:tblBorders>
+          <w:tblCellMar>
+            <w:top w:w="0" w:type="dxa"/>
+            <w:left w:w="108" w:type="dxa"/>
+            <w:bottom w:w="0" w:type="dxa"/>
+            <w:right w:w="108" w:type="dxa"/>
+          </w:tblCellMar>
         </w:tblPrEx>
         <w:trPr>
           <w:trHeight w:val="476" w:hRule="atLeast"/>
@@ -4342,6 +4523,7 @@
         <w:tc>
           <w:tcPr>
             <w:tcW w:w="1764" w:type="dxa"/>
+            <w:vAlign w:val="center"/>
           </w:tcPr>
           <w:p>
             <w:pPr>
@@ -4366,6 +4548,7 @@
         <w:tc>
           <w:tcPr>
             <w:tcW w:w="2096" w:type="dxa"/>
+            <w:vAlign w:val="center"/>
           </w:tcPr>
           <w:p>
             <w:pPr>
@@ -4394,6 +4577,7 @@
         <w:tc>
           <w:tcPr>
             <w:tcW w:w="1404" w:type="dxa"/>
+            <w:vAlign w:val="center"/>
           </w:tcPr>
           <w:p>
             <w:pPr>
@@ -4429,7 +4613,7 @@
               <w:rPr>
                 <w:rFonts w:hint="eastAsia" w:ascii="Times New Roman" w:hAnsi="Times New Roman" w:eastAsia="仿宋" w:cs="Times New Roman"/>
                 <w:sz w:val="24"/>
-                <w:lang w:eastAsia="zh"/>
+                <w:lang w:val="en-US" w:eastAsia="zh-CN"/>
                 <w:woUserID w:val="1"/>
               </w:rPr>
             </w:pPr>
@@ -4437,10 +4621,10 @@
               <w:rPr>
                 <w:rFonts w:hint="eastAsia" w:ascii="Times New Roman" w:hAnsi="Times New Roman" w:cs="Times New Roman"/>
                 <w:sz w:val="24"/>
-                <w:lang w:eastAsia="zh"/>
+                <w:lang w:val="en-US" w:eastAsia="zh-CN"/>
                 <w:woUserID w:val="1"/>
               </w:rPr>
-              <w:t>教授/副校长</w:t>
+              <w:t>讲师</w:t>
             </w:r>
           </w:p>
         </w:tc>
@@ -4455,6 +4639,12 @@
             <w:insideH w:val="single" w:color="auto" w:sz="4" w:space="0"/>
             <w:insideV w:val="single" w:color="auto" w:sz="4" w:space="0"/>
           </w:tblBorders>
+          <w:tblCellMar>
+            <w:top w:w="0" w:type="dxa"/>
+            <w:left w:w="108" w:type="dxa"/>
+            <w:bottom w:w="0" w:type="dxa"/>
+            <w:right w:w="108" w:type="dxa"/>
+          </w:tblCellMar>
         </w:tblPrEx>
         <w:trPr>
           <w:trHeight w:val="476" w:hRule="atLeast"/>
@@ -4481,6 +4671,7 @@
         <w:tc>
           <w:tcPr>
             <w:tcW w:w="1764" w:type="dxa"/>
+            <w:vAlign w:val="center"/>
           </w:tcPr>
           <w:p>
             <w:pPr>
@@ -4505,6 +4696,7 @@
         <w:tc>
           <w:tcPr>
             <w:tcW w:w="2096" w:type="dxa"/>
+            <w:vAlign w:val="center"/>
           </w:tcPr>
           <w:p>
             <w:pPr>
@@ -4521,18 +4713,19 @@
             </w:pPr>
             <w:r>
               <w:rPr>
-                <w:rFonts w:hint="eastAsia" w:ascii="Times New Roman" w:hAnsi="Times New Roman" w:cs="Times New Roman"/>
+                <w:rFonts w:hint="eastAsia" w:ascii="Times New Roman" w:hAnsi="Times New Roman" w:eastAsia="仿宋" w:cs="Times New Roman"/>
                 <w:sz w:val="24"/>
                 <w:lang w:eastAsia="zh"/>
                 <w:woUserID w:val="1"/>
               </w:rPr>
-              <w:t>13566993722</w:t>
+              <w:t>17721521016</w:t>
             </w:r>
           </w:p>
         </w:tc>
         <w:tc>
           <w:tcPr>
             <w:tcW w:w="1404" w:type="dxa"/>
+            <w:vAlign w:val="center"/>
           </w:tcPr>
           <w:p>
             <w:pPr>
@@ -4574,12 +4767,12 @@
             </w:pPr>
             <w:r>
               <w:rPr>
-                <w:rFonts w:hint="eastAsia" w:ascii="Times New Roman" w:hAnsi="Times New Roman" w:cs="Times New Roman"/>
+                <w:rFonts w:hint="eastAsia" w:ascii="Times New Roman" w:hAnsi="Times New Roman" w:eastAsia="仿宋" w:cs="Times New Roman"/>
                 <w:sz w:val="24"/>
                 <w:lang w:eastAsia="zh"/>
                 <w:woUserID w:val="1"/>
               </w:rPr>
-              <w:t>zjz@zjnu.com</w:t>
+              <w:t>jiahaogeedu@foxmail.com</w:t>
             </w:r>
           </w:p>
         </w:tc>
@@ -4594,6 +4787,12 @@
             <w:insideH w:val="single" w:color="auto" w:sz="4" w:space="0"/>
             <w:insideV w:val="single" w:color="auto" w:sz="4" w:space="0"/>
           </w:tblBorders>
+          <w:tblCellMar>
+            <w:top w:w="0" w:type="dxa"/>
+            <w:left w:w="108" w:type="dxa"/>
+            <w:bottom w:w="0" w:type="dxa"/>
+            <w:right w:w="108" w:type="dxa"/>
+          </w:tblCellMar>
         </w:tblPrEx>
         <w:trPr>
           <w:trHeight w:val="591" w:hRule="atLeast"/>
@@ -4620,6 +4819,7 @@
         <w:tc>
           <w:tcPr>
             <w:tcW w:w="1764" w:type="dxa"/>
+            <w:vAlign w:val="center"/>
           </w:tcPr>
           <w:p>
             <w:pPr>
@@ -4645,18 +4845,71 @@
           <w:tcPr>
             <w:tcW w:w="5876" w:type="dxa"/>
             <w:gridSpan w:val="3"/>
-          </w:tcPr>
-          <w:p>
-            <w:pPr>
-              <w:widowControl/>
-              <w:spacing w:line="400" w:lineRule="exact"/>
-              <w:ind w:firstLine="0" w:firstLineChars="0"/>
-              <w:jc w:val="center"/>
-              <w:rPr>
-                <w:rFonts w:hint="default" w:ascii="Times New Roman" w:hAnsi="Times New Roman" w:eastAsia="仿宋" w:cs="Times New Roman"/>
-                <w:sz w:val="24"/>
-              </w:rPr>
-            </w:pPr>
+            <w:vAlign w:val="center"/>
+          </w:tcPr>
+          <w:p>
+            <w:pPr>
+              <w:widowControl/>
+              <w:spacing w:line="400" w:lineRule="exact"/>
+              <w:ind w:firstLine="0" w:firstLineChars="0"/>
+              <w:jc w:val="both"/>
+              <w:rPr>
+                <w:rFonts w:hint="default" w:ascii="Times New Roman" w:hAnsi="Times New Roman" w:eastAsia="仿宋" w:cs="Times New Roman"/>
+                <w:sz w:val="24"/>
+              </w:rPr>
+            </w:pPr>
+            <w:r>
+              <w:rPr>
+                <w:rFonts w:hint="default" w:ascii="Times New Roman" w:hAnsi="Times New Roman" w:eastAsia="仿宋" w:cs="Times New Roman"/>
+                <w:sz w:val="24"/>
+              </w:rPr>
+              <w:t>专业教育学博士，现任地环学院讲师，具备扎实的教育学理论基础与乡村发展、研学教育领域专业研究能力。</w:t>
+            </w:r>
+            <w:r>
+              <w:rPr>
+                <w:rFonts w:hint="eastAsia" w:ascii="Times New Roman" w:hAnsi="Times New Roman" w:cs="Times New Roman"/>
+                <w:sz w:val="24"/>
+                <w:lang w:val="en-US" w:eastAsia="zh-CN"/>
+              </w:rPr>
+              <w:t>研究生阶段</w:t>
+            </w:r>
+            <w:r>
+              <w:rPr>
+                <w:rFonts w:hint="default" w:ascii="Times New Roman" w:hAnsi="Times New Roman" w:eastAsia="仿宋" w:cs="Times New Roman"/>
+                <w:sz w:val="24"/>
+              </w:rPr>
+              <w:t>曾获第四届“建行裕农通杯”金奖，在乡村振兴实践、项目创新与成果转化方面积累了丰富经验。</w:t>
+            </w:r>
+            <w:r>
+              <w:rPr>
+                <w:rFonts w:hint="eastAsia" w:ascii="Times New Roman" w:hAnsi="Times New Roman" w:cs="Times New Roman"/>
+                <w:sz w:val="24"/>
+                <w:lang w:val="en-US" w:eastAsia="zh-CN"/>
+              </w:rPr>
+              <w:t>并</w:t>
+            </w:r>
+            <w:r>
+              <w:rPr>
+                <w:rFonts w:hint="default" w:ascii="Times New Roman" w:hAnsi="Times New Roman" w:eastAsia="仿宋" w:cs="Times New Roman"/>
+                <w:sz w:val="24"/>
+              </w:rPr>
+              <w:t>指导学生团队获得九洲杯全国研学设计大赛特等奖、钱江源杯研学课程设计大赛金奖</w:t>
+            </w:r>
+            <w:r>
+              <w:rPr>
+                <w:rFonts w:hint="eastAsia" w:ascii="Times New Roman" w:hAnsi="Times New Roman" w:cs="Times New Roman"/>
+                <w:sz w:val="24"/>
+                <w:lang w:eastAsia="zh-CN"/>
+              </w:rPr>
+              <w:t>，</w:t>
+            </w:r>
+            <w:r>
+              <w:rPr>
+                <w:rFonts w:hint="default" w:ascii="Times New Roman" w:hAnsi="Times New Roman" w:eastAsia="仿宋" w:cs="Times New Roman"/>
+                <w:sz w:val="24"/>
+              </w:rPr>
+              <w:t>能够为项目在课程体系构建、模式优化、社会价值挖掘及落地实施等方面提供专业支持。</w:t>
+            </w:r>
           </w:p>
         </w:tc>
       </w:tr>
@@ -4670,6 +4923,12 @@
             <w:insideH w:val="single" w:color="auto" w:sz="4" w:space="0"/>
             <w:insideV w:val="single" w:color="auto" w:sz="4" w:space="0"/>
           </w:tblBorders>
+          <w:tblCellMar>
+            <w:top w:w="0" w:type="dxa"/>
+            <w:left w:w="108" w:type="dxa"/>
+            <w:bottom w:w="0" w:type="dxa"/>
+            <w:right w:w="108" w:type="dxa"/>
+          </w:tblCellMar>
         </w:tblPrEx>
         <w:trPr>
           <w:trHeight w:val="476" w:hRule="atLeast"/>
@@ -4734,6 +4993,7 @@
         <w:tc>
           <w:tcPr>
             <w:tcW w:w="1764" w:type="dxa"/>
+            <w:vAlign w:val="center"/>
           </w:tcPr>
           <w:p>
             <w:pPr>
@@ -4758,23 +5018,34 @@
         <w:tc>
           <w:tcPr>
             <w:tcW w:w="2096" w:type="dxa"/>
-          </w:tcPr>
-          <w:p>
-            <w:pPr>
-              <w:widowControl/>
-              <w:spacing w:line="400" w:lineRule="exact"/>
-              <w:ind w:firstLine="0" w:firstLineChars="0"/>
-              <w:jc w:val="center"/>
-              <w:rPr>
-                <w:rFonts w:hint="default" w:ascii="Times New Roman" w:hAnsi="Times New Roman" w:eastAsia="仿宋" w:cs="Times New Roman"/>
-                <w:sz w:val="24"/>
-              </w:rPr>
-            </w:pPr>
+            <w:vAlign w:val="center"/>
+          </w:tcPr>
+          <w:p>
+            <w:pPr>
+              <w:widowControl/>
+              <w:spacing w:line="400" w:lineRule="exact"/>
+              <w:ind w:firstLine="0" w:firstLineChars="0"/>
+              <w:jc w:val="center"/>
+              <w:rPr>
+                <w:rFonts w:hint="default" w:ascii="Times New Roman" w:hAnsi="Times New Roman" w:eastAsia="仿宋" w:cs="Times New Roman"/>
+                <w:sz w:val="24"/>
+                <w:lang w:val="en-US" w:eastAsia="zh-CN"/>
+              </w:rPr>
+            </w:pPr>
+            <w:r>
+              <w:rPr>
+                <w:rFonts w:hint="eastAsia" w:ascii="Times New Roman" w:hAnsi="Times New Roman" w:cs="Times New Roman"/>
+                <w:sz w:val="24"/>
+                <w:lang w:val="en-US" w:eastAsia="zh-CN"/>
+              </w:rPr>
+              <w:t>代宝靓</w:t>
+            </w:r>
           </w:p>
         </w:tc>
         <w:tc>
           <w:tcPr>
             <w:tcW w:w="1404" w:type="dxa"/>
+            <w:vAlign w:val="center"/>
           </w:tcPr>
           <w:p>
             <w:pPr>
@@ -4799,18 +5070,28 @@
         <w:tc>
           <w:tcPr>
             <w:tcW w:w="2376" w:type="dxa"/>
-          </w:tcPr>
-          <w:p>
-            <w:pPr>
-              <w:widowControl/>
-              <w:spacing w:line="400" w:lineRule="exact"/>
-              <w:ind w:firstLine="480"/>
-              <w:jc w:val="center"/>
-              <w:rPr>
-                <w:rFonts w:hint="default" w:ascii="Times New Roman" w:hAnsi="Times New Roman" w:eastAsia="仿宋" w:cs="Times New Roman"/>
-                <w:sz w:val="24"/>
-              </w:rPr>
-            </w:pPr>
+            <w:vAlign w:val="center"/>
+          </w:tcPr>
+          <w:p>
+            <w:pPr>
+              <w:widowControl/>
+              <w:spacing w:line="400" w:lineRule="exact"/>
+              <w:ind w:left="0" w:leftChars="0" w:firstLine="0" w:firstLineChars="0"/>
+              <w:jc w:val="center"/>
+              <w:rPr>
+                <w:rFonts w:hint="eastAsia" w:ascii="Times New Roman" w:hAnsi="Times New Roman" w:eastAsia="仿宋" w:cs="Times New Roman"/>
+                <w:sz w:val="24"/>
+                <w:lang w:val="en-US" w:eastAsia="zh-CN"/>
+              </w:rPr>
+            </w:pPr>
+            <w:r>
+              <w:rPr>
+                <w:rFonts w:hint="eastAsia" w:ascii="Times New Roman" w:hAnsi="Times New Roman" w:cs="Times New Roman"/>
+                <w:sz w:val="24"/>
+                <w:lang w:val="en-US" w:eastAsia="zh-CN"/>
+              </w:rPr>
+              <w:t>女</w:t>
+            </w:r>
           </w:p>
         </w:tc>
       </w:tr>
@@ -4824,6 +5105,12 @@
             <w:insideH w:val="single" w:color="auto" w:sz="4" w:space="0"/>
             <w:insideV w:val="single" w:color="auto" w:sz="4" w:space="0"/>
           </w:tblBorders>
+          <w:tblCellMar>
+            <w:top w:w="0" w:type="dxa"/>
+            <w:left w:w="108" w:type="dxa"/>
+            <w:bottom w:w="0" w:type="dxa"/>
+            <w:right w:w="108" w:type="dxa"/>
+          </w:tblCellMar>
         </w:tblPrEx>
         <w:trPr>
           <w:trHeight w:val="476" w:hRule="atLeast"/>
@@ -4850,6 +5137,7 @@
         <w:tc>
           <w:tcPr>
             <w:tcW w:w="1764" w:type="dxa"/>
+            <w:vAlign w:val="center"/>
           </w:tcPr>
           <w:p>
             <w:pPr>
@@ -4874,23 +5162,34 @@
         <w:tc>
           <w:tcPr>
             <w:tcW w:w="2096" w:type="dxa"/>
-          </w:tcPr>
-          <w:p>
-            <w:pPr>
-              <w:widowControl/>
-              <w:spacing w:line="400" w:lineRule="exact"/>
-              <w:ind w:firstLine="0" w:firstLineChars="0"/>
-              <w:jc w:val="center"/>
-              <w:rPr>
-                <w:rFonts w:hint="default" w:ascii="Times New Roman" w:hAnsi="Times New Roman" w:eastAsia="仿宋" w:cs="Times New Roman"/>
-                <w:sz w:val="24"/>
-              </w:rPr>
-            </w:pPr>
+            <w:vAlign w:val="center"/>
+          </w:tcPr>
+          <w:p>
+            <w:pPr>
+              <w:widowControl/>
+              <w:spacing w:line="400" w:lineRule="exact"/>
+              <w:ind w:firstLine="0" w:firstLineChars="0"/>
+              <w:jc w:val="center"/>
+              <w:rPr>
+                <w:rFonts w:hint="default" w:ascii="Times New Roman" w:hAnsi="Times New Roman" w:eastAsia="仿宋" w:cs="Times New Roman"/>
+                <w:sz w:val="24"/>
+                <w:lang w:val="en-US" w:eastAsia="zh-CN"/>
+              </w:rPr>
+            </w:pPr>
+            <w:r>
+              <w:rPr>
+                <w:rFonts w:hint="eastAsia" w:ascii="Times New Roman" w:hAnsi="Times New Roman" w:cs="Times New Roman"/>
+                <w:sz w:val="24"/>
+                <w:lang w:val="en-US" w:eastAsia="zh-CN"/>
+              </w:rPr>
+              <w:t>硕士研究生</w:t>
+            </w:r>
           </w:p>
         </w:tc>
         <w:tc>
           <w:tcPr>
             <w:tcW w:w="1404" w:type="dxa"/>
+            <w:vAlign w:val="center"/>
           </w:tcPr>
           <w:p>
             <w:pPr>
@@ -4915,18 +5214,26 @@
         <w:tc>
           <w:tcPr>
             <w:tcW w:w="2376" w:type="dxa"/>
-          </w:tcPr>
-          <w:p>
-            <w:pPr>
-              <w:widowControl/>
-              <w:spacing w:line="400" w:lineRule="exact"/>
-              <w:ind w:firstLine="480"/>
-              <w:jc w:val="center"/>
-              <w:rPr>
-                <w:rFonts w:hint="default" w:ascii="Times New Roman" w:hAnsi="Times New Roman" w:eastAsia="仿宋" w:cs="Times New Roman"/>
-                <w:sz w:val="24"/>
-              </w:rPr>
-            </w:pPr>
+            <w:vAlign w:val="center"/>
+          </w:tcPr>
+          <w:p>
+            <w:pPr>
+              <w:widowControl/>
+              <w:spacing w:line="400" w:lineRule="exact"/>
+              <w:ind w:left="0" w:leftChars="0" w:firstLine="0" w:firstLineChars="0"/>
+              <w:jc w:val="center"/>
+              <w:rPr>
+                <w:rFonts w:hint="default" w:ascii="Times New Roman" w:hAnsi="Times New Roman" w:eastAsia="仿宋" w:cs="Times New Roman"/>
+                <w:sz w:val="24"/>
+              </w:rPr>
+            </w:pPr>
+            <w:r>
+              <w:rPr>
+                <w:rFonts w:hint="default" w:ascii="Times New Roman" w:hAnsi="Times New Roman" w:eastAsia="仿宋" w:cs="Times New Roman"/>
+                <w:sz w:val="24"/>
+              </w:rPr>
+              <w:t>环境科学与工程</w:t>
+            </w:r>
           </w:p>
         </w:tc>
       </w:tr>
@@ -4940,6 +5247,12 @@
             <w:insideH w:val="single" w:color="auto" w:sz="4" w:space="0"/>
             <w:insideV w:val="single" w:color="auto" w:sz="4" w:space="0"/>
           </w:tblBorders>
+          <w:tblCellMar>
+            <w:top w:w="0" w:type="dxa"/>
+            <w:left w:w="108" w:type="dxa"/>
+            <w:bottom w:w="0" w:type="dxa"/>
+            <w:right w:w="108" w:type="dxa"/>
+          </w:tblCellMar>
         </w:tblPrEx>
         <w:trPr>
           <w:trHeight w:val="476" w:hRule="atLeast"/>
@@ -4966,6 +5279,7 @@
         <w:tc>
           <w:tcPr>
             <w:tcW w:w="1764" w:type="dxa"/>
+            <w:vAlign w:val="center"/>
           </w:tcPr>
           <w:p>
             <w:pPr>
@@ -4990,23 +5304,32 @@
         <w:tc>
           <w:tcPr>
             <w:tcW w:w="2096" w:type="dxa"/>
-          </w:tcPr>
-          <w:p>
-            <w:pPr>
-              <w:widowControl/>
-              <w:spacing w:line="400" w:lineRule="exact"/>
-              <w:ind w:firstLine="0" w:firstLineChars="0"/>
-              <w:jc w:val="center"/>
-              <w:rPr>
-                <w:rFonts w:hint="default" w:ascii="Times New Roman" w:hAnsi="Times New Roman" w:eastAsia="仿宋" w:cs="Times New Roman"/>
-                <w:sz w:val="24"/>
-              </w:rPr>
-            </w:pPr>
+            <w:vAlign w:val="center"/>
+          </w:tcPr>
+          <w:p>
+            <w:pPr>
+              <w:widowControl/>
+              <w:spacing w:line="400" w:lineRule="exact"/>
+              <w:ind w:firstLine="0" w:firstLineChars="0"/>
+              <w:jc w:val="center"/>
+              <w:rPr>
+                <w:rFonts w:hint="default" w:ascii="Times New Roman" w:hAnsi="Times New Roman" w:eastAsia="仿宋" w:cs="Times New Roman"/>
+                <w:sz w:val="24"/>
+              </w:rPr>
+            </w:pPr>
+            <w:r>
+              <w:rPr>
+                <w:rFonts w:hint="default" w:ascii="Times New Roman" w:hAnsi="Times New Roman" w:eastAsia="仿宋" w:cs="Times New Roman"/>
+                <w:sz w:val="24"/>
+              </w:rPr>
+              <w:t>浙江师范大学</w:t>
+            </w:r>
           </w:p>
         </w:tc>
         <w:tc>
           <w:tcPr>
             <w:tcW w:w="1404" w:type="dxa"/>
+            <w:vAlign w:val="center"/>
           </w:tcPr>
           <w:p>
             <w:pPr>
@@ -5031,18 +5354,26 @@
         <w:tc>
           <w:tcPr>
             <w:tcW w:w="2376" w:type="dxa"/>
-          </w:tcPr>
-          <w:p>
-            <w:pPr>
-              <w:widowControl/>
-              <w:spacing w:line="400" w:lineRule="exact"/>
-              <w:ind w:firstLine="0" w:firstLineChars="0"/>
-              <w:jc w:val="center"/>
-              <w:rPr>
-                <w:rFonts w:hint="default" w:ascii="Times New Roman" w:hAnsi="Times New Roman" w:eastAsia="仿宋" w:cs="Times New Roman"/>
-                <w:sz w:val="24"/>
-              </w:rPr>
-            </w:pPr>
+            <w:vAlign w:val="center"/>
+          </w:tcPr>
+          <w:p>
+            <w:pPr>
+              <w:widowControl/>
+              <w:spacing w:line="400" w:lineRule="exact"/>
+              <w:ind w:firstLine="0" w:firstLineChars="0"/>
+              <w:jc w:val="center"/>
+              <w:rPr>
+                <w:rFonts w:hint="default" w:ascii="Times New Roman" w:hAnsi="Times New Roman" w:eastAsia="仿宋" w:cs="Times New Roman"/>
+                <w:sz w:val="24"/>
+              </w:rPr>
+            </w:pPr>
+            <w:r>
+              <w:rPr>
+                <w:rFonts w:hint="default" w:ascii="Times New Roman" w:hAnsi="Times New Roman" w:eastAsia="仿宋" w:cs="Times New Roman"/>
+                <w:sz w:val="24"/>
+              </w:rPr>
+              <w:t>助教/思政辅导员</w:t>
+            </w:r>
           </w:p>
         </w:tc>
       </w:tr>
@@ -5056,6 +5387,12 @@
             <w:insideH w:val="single" w:color="auto" w:sz="4" w:space="0"/>
             <w:insideV w:val="single" w:color="auto" w:sz="4" w:space="0"/>
           </w:tblBorders>
+          <w:tblCellMar>
+            <w:top w:w="0" w:type="dxa"/>
+            <w:left w:w="108" w:type="dxa"/>
+            <w:bottom w:w="0" w:type="dxa"/>
+            <w:right w:w="108" w:type="dxa"/>
+          </w:tblCellMar>
         </w:tblPrEx>
         <w:trPr>
           <w:trHeight w:val="476" w:hRule="atLeast"/>
@@ -5082,6 +5419,7 @@
         <w:tc>
           <w:tcPr>
             <w:tcW w:w="1764" w:type="dxa"/>
+            <w:vAlign w:val="center"/>
           </w:tcPr>
           <w:p>
             <w:pPr>
@@ -5106,23 +5444,32 @@
         <w:tc>
           <w:tcPr>
             <w:tcW w:w="2096" w:type="dxa"/>
-          </w:tcPr>
-          <w:p>
-            <w:pPr>
-              <w:widowControl/>
-              <w:spacing w:line="400" w:lineRule="exact"/>
-              <w:ind w:firstLine="0" w:firstLineChars="0"/>
-              <w:jc w:val="center"/>
-              <w:rPr>
-                <w:rFonts w:hint="default" w:ascii="Times New Roman" w:hAnsi="Times New Roman" w:eastAsia="仿宋" w:cs="Times New Roman"/>
-                <w:sz w:val="24"/>
-              </w:rPr>
-            </w:pPr>
+            <w:vAlign w:val="center"/>
+          </w:tcPr>
+          <w:p>
+            <w:pPr>
+              <w:widowControl/>
+              <w:spacing w:line="400" w:lineRule="exact"/>
+              <w:ind w:firstLine="0" w:firstLineChars="0"/>
+              <w:jc w:val="center"/>
+              <w:rPr>
+                <w:rFonts w:hint="default" w:ascii="Times New Roman" w:hAnsi="Times New Roman" w:eastAsia="仿宋" w:cs="Times New Roman"/>
+                <w:sz w:val="24"/>
+              </w:rPr>
+            </w:pPr>
+            <w:r>
+              <w:rPr>
+                <w:rFonts w:hint="default" w:ascii="Times New Roman" w:hAnsi="Times New Roman" w:eastAsia="仿宋" w:cs="Times New Roman"/>
+                <w:sz w:val="24"/>
+              </w:rPr>
+              <w:t>18258947363</w:t>
+            </w:r>
           </w:p>
         </w:tc>
         <w:tc>
           <w:tcPr>
             <w:tcW w:w="1404" w:type="dxa"/>
+            <w:vAlign w:val="center"/>
           </w:tcPr>
           <w:p>
             <w:pPr>
@@ -5147,18 +5494,26 @@
         <w:tc>
           <w:tcPr>
             <w:tcW w:w="2376" w:type="dxa"/>
-          </w:tcPr>
-          <w:p>
-            <w:pPr>
-              <w:widowControl/>
-              <w:spacing w:line="400" w:lineRule="exact"/>
-              <w:ind w:firstLine="0" w:firstLineChars="0"/>
-              <w:jc w:val="center"/>
-              <w:rPr>
-                <w:rFonts w:hint="default" w:ascii="Times New Roman" w:hAnsi="Times New Roman" w:eastAsia="仿宋" w:cs="Times New Roman"/>
-                <w:sz w:val="24"/>
-              </w:rPr>
-            </w:pPr>
+            <w:vAlign w:val="center"/>
+          </w:tcPr>
+          <w:p>
+            <w:pPr>
+              <w:widowControl/>
+              <w:spacing w:line="400" w:lineRule="exact"/>
+              <w:ind w:firstLine="0" w:firstLineChars="0"/>
+              <w:jc w:val="center"/>
+              <w:rPr>
+                <w:rFonts w:hint="default" w:ascii="Times New Roman" w:hAnsi="Times New Roman" w:eastAsia="仿宋" w:cs="Times New Roman"/>
+                <w:sz w:val="24"/>
+              </w:rPr>
+            </w:pPr>
+            <w:r>
+              <w:rPr>
+                <w:rFonts w:hint="default" w:ascii="Times New Roman" w:hAnsi="Times New Roman" w:eastAsia="仿宋" w:cs="Times New Roman"/>
+                <w:sz w:val="24"/>
+              </w:rPr>
+              <w:t>1132742339@qq.com</w:t>
+            </w:r>
           </w:p>
         </w:tc>
       </w:tr>
@@ -5172,6 +5527,12 @@
             <w:insideH w:val="single" w:color="auto" w:sz="4" w:space="0"/>
             <w:insideV w:val="single" w:color="auto" w:sz="4" w:space="0"/>
           </w:tblBorders>
+          <w:tblCellMar>
+            <w:top w:w="0" w:type="dxa"/>
+            <w:left w:w="108" w:type="dxa"/>
+            <w:bottom w:w="0" w:type="dxa"/>
+            <w:right w:w="108" w:type="dxa"/>
+          </w:tblCellMar>
         </w:tblPrEx>
         <w:trPr>
           <w:trHeight w:val="610" w:hRule="atLeast"/>
@@ -5198,6 +5559,7 @@
         <w:tc>
           <w:tcPr>
             <w:tcW w:w="1764" w:type="dxa"/>
+            <w:vAlign w:val="center"/>
           </w:tcPr>
           <w:p>
             <w:pPr>
@@ -5223,55 +5585,827 @@
           <w:tcPr>
             <w:tcW w:w="5876" w:type="dxa"/>
             <w:gridSpan w:val="3"/>
-          </w:tcPr>
-          <w:p>
-            <w:pPr>
-              <w:widowControl/>
-              <w:spacing w:line="400" w:lineRule="exact"/>
-              <w:ind w:firstLine="0" w:firstLineChars="0"/>
-              <w:jc w:val="center"/>
-              <w:rPr>
-                <w:rFonts w:hint="default" w:ascii="Times New Roman" w:hAnsi="Times New Roman" w:eastAsia="仿宋" w:cs="Times New Roman"/>
-                <w:sz w:val="24"/>
-              </w:rPr>
-            </w:pPr>
+            <w:vAlign w:val="center"/>
+          </w:tcPr>
+          <w:p>
+            <w:pPr>
+              <w:widowControl/>
+              <w:spacing w:line="400" w:lineRule="exact"/>
+              <w:ind w:firstLine="0" w:firstLineChars="0"/>
+              <w:jc w:val="both"/>
+              <w:rPr>
+                <w:rFonts w:hint="eastAsia" w:ascii="Times New Roman" w:hAnsi="Times New Roman" w:eastAsia="仿宋" w:cs="Times New Roman"/>
+                <w:sz w:val="24"/>
+                <w:lang w:eastAsia="zh-CN"/>
+              </w:rPr>
+            </w:pPr>
+            <w:r>
+              <w:rPr>
+                <w:rFonts w:hint="default" w:ascii="Times New Roman" w:hAnsi="Times New Roman" w:eastAsia="仿宋" w:cs="Times New Roman"/>
+                <w:sz w:val="24"/>
+              </w:rPr>
+              <w:t>具备环境科学与工程、思想政治教育及心理健康教育等多领域实践背景</w:t>
+            </w:r>
+            <w:r>
+              <w:rPr>
+                <w:rFonts w:hint="eastAsia" w:ascii="Times New Roman" w:hAnsi="Times New Roman" w:cs="Times New Roman"/>
+                <w:sz w:val="24"/>
+                <w:lang w:eastAsia="zh-CN"/>
+              </w:rPr>
+              <w:t>，</w:t>
+            </w:r>
+            <w:r>
+              <w:rPr>
+                <w:rFonts w:hint="default" w:ascii="Times New Roman" w:hAnsi="Times New Roman" w:eastAsia="仿宋" w:cs="Times New Roman"/>
+                <w:sz w:val="24"/>
+              </w:rPr>
+              <w:t>曾任校心理总站负责人，获评全国百佳心委，长期参与高校心理健康教育工作，策划</w:t>
+            </w:r>
+            <w:r>
+              <w:rPr>
+                <w:rFonts w:hint="eastAsia" w:ascii="Times New Roman" w:hAnsi="Times New Roman" w:cs="Times New Roman"/>
+                <w:sz w:val="24"/>
+                <w:lang w:val="en-US" w:eastAsia="zh-CN"/>
+              </w:rPr>
+              <w:t>指导</w:t>
+            </w:r>
+            <w:r>
+              <w:rPr>
+                <w:rFonts w:hint="default" w:ascii="Times New Roman" w:hAnsi="Times New Roman" w:eastAsia="仿宋" w:cs="Times New Roman"/>
+                <w:sz w:val="24"/>
+              </w:rPr>
+              <w:t>开展多场</w:t>
+            </w:r>
+            <w:r>
+              <w:rPr>
+                <w:rFonts w:hint="eastAsia" w:ascii="Times New Roman" w:hAnsi="Times New Roman" w:cs="Times New Roman"/>
+                <w:sz w:val="24"/>
+                <w:lang w:val="en-US" w:eastAsia="zh-CN"/>
+              </w:rPr>
+              <w:t>校级院级</w:t>
+            </w:r>
+            <w:r>
+              <w:rPr>
+                <w:rFonts w:hint="default" w:ascii="Times New Roman" w:hAnsi="Times New Roman" w:eastAsia="仿宋" w:cs="Times New Roman"/>
+                <w:sz w:val="24"/>
+              </w:rPr>
+              <w:t>心理主题活动，在心理服务、活动组织和团队指导方面积累了丰富经验</w:t>
+            </w:r>
+            <w:r>
+              <w:rPr>
+                <w:rFonts w:hint="eastAsia" w:ascii="Times New Roman" w:hAnsi="Times New Roman" w:cs="Times New Roman"/>
+                <w:sz w:val="24"/>
+                <w:lang w:eastAsia="zh-CN"/>
+              </w:rPr>
+              <w:t>。</w:t>
+            </w:r>
+            <w:r>
+              <w:rPr>
+                <w:rFonts w:hint="eastAsia" w:ascii="Times New Roman" w:hAnsi="Times New Roman" w:cs="Times New Roman"/>
+                <w:sz w:val="24"/>
+                <w:lang w:val="en-US" w:eastAsia="zh-CN"/>
+              </w:rPr>
+              <w:t>能够</w:t>
+            </w:r>
+            <w:r>
+              <w:rPr>
+                <w:rFonts w:hint="eastAsia" w:ascii="Times New Roman" w:hAnsi="Times New Roman" w:cs="Times New Roman"/>
+                <w:sz w:val="24"/>
+                <w:lang w:eastAsia="zh-CN"/>
+              </w:rPr>
+              <w:t>为项目在课程设计、服务模式创新和落地实施等方面提供专业支持。</w:t>
+            </w:r>
+          </w:p>
+        </w:tc>
+      </w:tr>
+      <w:tr>
+        <w:tblPrEx>
+          <w:tblBorders>
+            <w:top w:val="single" w:color="auto" w:sz="4" w:space="0"/>
+            <w:left w:val="single" w:color="auto" w:sz="4" w:space="0"/>
+            <w:bottom w:val="single" w:color="auto" w:sz="4" w:space="0"/>
+            <w:right w:val="single" w:color="auto" w:sz="4" w:space="0"/>
+            <w:insideH w:val="single" w:color="auto" w:sz="4" w:space="0"/>
+            <w:insideV w:val="single" w:color="auto" w:sz="4" w:space="0"/>
+          </w:tblBorders>
+          <w:tblCellMar>
+            <w:top w:w="0" w:type="dxa"/>
+            <w:left w:w="108" w:type="dxa"/>
+            <w:bottom w:w="0" w:type="dxa"/>
+            <w:right w:w="108" w:type="dxa"/>
+          </w:tblCellMar>
+        </w:tblPrEx>
+        <w:trPr>
+          <w:trHeight w:val="610" w:hRule="atLeast"/>
+          <w:jc w:val="center"/>
+        </w:trPr>
+        <w:tc>
+          <w:tcPr>
+            <w:tcW w:w="943" w:type="dxa"/>
+            <w:vMerge w:val="restart"/>
+            <w:vAlign w:val="center"/>
+          </w:tcPr>
+          <w:p>
+            <w:pPr>
+              <w:widowControl/>
+              <w:spacing w:line="400" w:lineRule="exact"/>
+              <w:ind w:left="0" w:leftChars="0" w:firstLine="0" w:firstLineChars="0"/>
+              <w:jc w:val="center"/>
+              <w:rPr>
+                <w:rFonts w:hint="default" w:ascii="Times New Roman" w:hAnsi="Times New Roman" w:eastAsia="仿宋" w:cs="Times New Roman"/>
+                <w:sz w:val="24"/>
+              </w:rPr>
+            </w:pPr>
+            <w:r>
+              <w:rPr>
+                <w:rFonts w:hint="default" w:ascii="Times New Roman" w:hAnsi="Times New Roman" w:eastAsia="仿宋" w:cs="Times New Roman"/>
+                <w:sz w:val="24"/>
+              </w:rPr>
+              <w:t>指导教师</w:t>
+            </w:r>
+          </w:p>
+          <w:p>
+            <w:pPr>
+              <w:widowControl/>
+              <w:spacing w:line="400" w:lineRule="exact"/>
+              <w:ind w:left="0" w:leftChars="0" w:firstLine="0" w:firstLineChars="0"/>
+              <w:jc w:val="center"/>
+              <w:rPr>
+                <w:rFonts w:hint="eastAsia" w:ascii="Times New Roman" w:hAnsi="Times New Roman" w:eastAsia="仿宋" w:cs="Times New Roman"/>
+                <w:sz w:val="24"/>
+                <w:lang w:val="en-US" w:eastAsia="zh-CN"/>
+              </w:rPr>
+            </w:pPr>
+            <w:r>
+              <w:rPr>
+                <w:rFonts w:hint="eastAsia" w:ascii="Times New Roman" w:hAnsi="Times New Roman" w:cs="Times New Roman"/>
+                <w:sz w:val="24"/>
+                <w:lang w:val="en-US" w:eastAsia="zh-CN"/>
+              </w:rPr>
+              <w:t>3</w:t>
+            </w:r>
+          </w:p>
+        </w:tc>
+        <w:tc>
+          <w:tcPr>
+            <w:tcW w:w="1764" w:type="dxa"/>
+            <w:shd w:val="clear"/>
+            <w:vAlign w:val="center"/>
+          </w:tcPr>
+          <w:p>
+            <w:pPr>
+              <w:widowControl/>
+              <w:spacing w:line="400" w:lineRule="exact"/>
+              <w:ind w:firstLine="0" w:firstLineChars="0"/>
+              <w:jc w:val="center"/>
+              <w:rPr>
+                <w:rFonts w:hint="default" w:ascii="Times New Roman" w:hAnsi="Times New Roman" w:eastAsia="仿宋" w:cs="Times New Roman"/>
+                <w:kern w:val="2"/>
+                <w:sz w:val="24"/>
+                <w:szCs w:val="24"/>
+                <w:lang w:val="en-US" w:eastAsia="zh-CN" w:bidi="ar-SA"/>
+              </w:rPr>
+            </w:pPr>
+            <w:r>
+              <w:rPr>
+                <w:rFonts w:hint="default" w:ascii="Times New Roman" w:hAnsi="Times New Roman" w:eastAsia="仿宋" w:cs="Times New Roman"/>
+                <w:sz w:val="24"/>
+              </w:rPr>
+              <w:t>姓名</w:t>
+            </w:r>
+          </w:p>
+        </w:tc>
+        <w:tc>
+          <w:tcPr>
+            <w:tcW w:w="2096" w:type="dxa"/>
+            <w:vAlign w:val="center"/>
+          </w:tcPr>
+          <w:p>
+            <w:pPr>
+              <w:widowControl/>
+              <w:spacing w:line="400" w:lineRule="exact"/>
+              <w:ind w:firstLine="0" w:firstLineChars="0"/>
+              <w:jc w:val="center"/>
+              <w:rPr>
+                <w:rFonts w:hint="default" w:ascii="Times New Roman" w:hAnsi="Times New Roman" w:eastAsia="仿宋" w:cs="Times New Roman"/>
+                <w:sz w:val="24"/>
+              </w:rPr>
+            </w:pPr>
+            <w:r>
+              <w:rPr>
+                <w:rFonts w:hint="default" w:ascii="Times New Roman" w:hAnsi="Times New Roman" w:eastAsia="仿宋" w:cs="Times New Roman"/>
+                <w:sz w:val="24"/>
+              </w:rPr>
+              <w:t>董俐伶</w:t>
+            </w:r>
+          </w:p>
+        </w:tc>
+        <w:tc>
+          <w:tcPr>
+            <w:tcW w:w="1404" w:type="dxa"/>
+            <w:shd w:val="clear"/>
+            <w:vAlign w:val="center"/>
+          </w:tcPr>
+          <w:p>
+            <w:pPr>
+              <w:widowControl/>
+              <w:spacing w:line="400" w:lineRule="exact"/>
+              <w:ind w:firstLine="0" w:firstLineChars="0"/>
+              <w:jc w:val="center"/>
+              <w:rPr>
+                <w:rFonts w:hint="default" w:ascii="Times New Roman" w:hAnsi="Times New Roman" w:eastAsia="仿宋" w:cs="Times New Roman"/>
+                <w:kern w:val="2"/>
+                <w:sz w:val="24"/>
+                <w:szCs w:val="24"/>
+                <w:lang w:val="en-US" w:eastAsia="zh-CN" w:bidi="ar-SA"/>
+              </w:rPr>
+            </w:pPr>
+            <w:r>
+              <w:rPr>
+                <w:rFonts w:hint="default" w:ascii="Times New Roman" w:hAnsi="Times New Roman" w:eastAsia="仿宋" w:cs="Times New Roman"/>
+                <w:sz w:val="24"/>
+              </w:rPr>
+              <w:t>性别</w:t>
+            </w:r>
+          </w:p>
+        </w:tc>
+        <w:tc>
+          <w:tcPr>
+            <w:tcW w:w="2376" w:type="dxa"/>
+            <w:vAlign w:val="center"/>
+          </w:tcPr>
+          <w:p>
+            <w:pPr>
+              <w:widowControl/>
+              <w:spacing w:line="400" w:lineRule="exact"/>
+              <w:ind w:firstLine="0" w:firstLineChars="0"/>
+              <w:jc w:val="center"/>
+              <w:rPr>
+                <w:rFonts w:hint="eastAsia" w:ascii="Times New Roman" w:hAnsi="Times New Roman" w:eastAsia="仿宋" w:cs="Times New Roman"/>
+                <w:sz w:val="24"/>
+                <w:lang w:val="en-US" w:eastAsia="zh-CN"/>
+              </w:rPr>
+            </w:pPr>
+            <w:r>
+              <w:rPr>
+                <w:rFonts w:hint="eastAsia" w:ascii="Times New Roman" w:hAnsi="Times New Roman" w:cs="Times New Roman"/>
+                <w:sz w:val="24"/>
+                <w:lang w:val="en-US" w:eastAsia="zh-CN"/>
+              </w:rPr>
+              <w:t>女</w:t>
+            </w:r>
+          </w:p>
+        </w:tc>
+      </w:tr>
+      <w:tr>
+        <w:tblPrEx>
+          <w:tblBorders>
+            <w:top w:val="single" w:color="auto" w:sz="4" w:space="0"/>
+            <w:left w:val="single" w:color="auto" w:sz="4" w:space="0"/>
+            <w:bottom w:val="single" w:color="auto" w:sz="4" w:space="0"/>
+            <w:right w:val="single" w:color="auto" w:sz="4" w:space="0"/>
+            <w:insideH w:val="single" w:color="auto" w:sz="4" w:space="0"/>
+            <w:insideV w:val="single" w:color="auto" w:sz="4" w:space="0"/>
+          </w:tblBorders>
+          <w:tblCellMar>
+            <w:top w:w="0" w:type="dxa"/>
+            <w:left w:w="108" w:type="dxa"/>
+            <w:bottom w:w="0" w:type="dxa"/>
+            <w:right w:w="108" w:type="dxa"/>
+          </w:tblCellMar>
+        </w:tblPrEx>
+        <w:trPr>
+          <w:trHeight w:val="610" w:hRule="atLeast"/>
+          <w:jc w:val="center"/>
+        </w:trPr>
+        <w:tc>
+          <w:tcPr>
+            <w:tcW w:w="943" w:type="dxa"/>
+            <w:vMerge w:val="continue"/>
+            <w:tcBorders/>
+          </w:tcPr>
+          <w:p>
+            <w:pPr>
+              <w:widowControl/>
+              <w:spacing w:line="400" w:lineRule="exact"/>
+              <w:ind w:firstLine="480"/>
+              <w:jc w:val="center"/>
+              <w:rPr>
+                <w:rFonts w:hint="default" w:ascii="Times New Roman" w:hAnsi="Times New Roman" w:eastAsia="仿宋" w:cs="Times New Roman"/>
+                <w:sz w:val="24"/>
+              </w:rPr>
+            </w:pPr>
+          </w:p>
+        </w:tc>
+        <w:tc>
+          <w:tcPr>
+            <w:tcW w:w="1764" w:type="dxa"/>
+            <w:shd w:val="clear"/>
+            <w:vAlign w:val="center"/>
+          </w:tcPr>
+          <w:p>
+            <w:pPr>
+              <w:widowControl/>
+              <w:spacing w:line="400" w:lineRule="exact"/>
+              <w:ind w:firstLine="0" w:firstLineChars="0"/>
+              <w:jc w:val="center"/>
+              <w:rPr>
+                <w:rFonts w:hint="default" w:ascii="Times New Roman" w:hAnsi="Times New Roman" w:eastAsia="仿宋" w:cs="Times New Roman"/>
+                <w:kern w:val="2"/>
+                <w:sz w:val="24"/>
+                <w:szCs w:val="24"/>
+                <w:lang w:val="en-US" w:eastAsia="zh-CN" w:bidi="ar-SA"/>
+              </w:rPr>
+            </w:pPr>
+            <w:r>
+              <w:rPr>
+                <w:rFonts w:hint="default" w:ascii="Times New Roman" w:hAnsi="Times New Roman" w:eastAsia="仿宋" w:cs="Times New Roman"/>
+                <w:sz w:val="24"/>
+              </w:rPr>
+              <w:t>学历</w:t>
+            </w:r>
+          </w:p>
+        </w:tc>
+        <w:tc>
+          <w:tcPr>
+            <w:tcW w:w="2096" w:type="dxa"/>
+            <w:vAlign w:val="center"/>
+          </w:tcPr>
+          <w:p>
+            <w:pPr>
+              <w:widowControl/>
+              <w:spacing w:line="400" w:lineRule="exact"/>
+              <w:ind w:firstLine="0" w:firstLineChars="0"/>
+              <w:jc w:val="center"/>
+              <w:rPr>
+                <w:rFonts w:hint="eastAsia" w:ascii="Times New Roman" w:hAnsi="Times New Roman" w:eastAsia="仿宋" w:cs="Times New Roman"/>
+                <w:sz w:val="24"/>
+                <w:lang w:val="en-US" w:eastAsia="zh-CN"/>
+              </w:rPr>
+            </w:pPr>
+            <w:r>
+              <w:rPr>
+                <w:rFonts w:hint="eastAsia" w:ascii="Times New Roman" w:hAnsi="Times New Roman" w:cs="Times New Roman"/>
+                <w:sz w:val="24"/>
+                <w:lang w:val="en-US" w:eastAsia="zh-CN"/>
+              </w:rPr>
+              <w:t>硕士研究生</w:t>
+            </w:r>
+          </w:p>
+        </w:tc>
+        <w:tc>
+          <w:tcPr>
+            <w:tcW w:w="1404" w:type="dxa"/>
+            <w:shd w:val="clear"/>
+            <w:vAlign w:val="center"/>
+          </w:tcPr>
+          <w:p>
+            <w:pPr>
+              <w:widowControl/>
+              <w:spacing w:line="400" w:lineRule="exact"/>
+              <w:ind w:firstLine="0" w:firstLineChars="0"/>
+              <w:jc w:val="center"/>
+              <w:rPr>
+                <w:rFonts w:hint="default" w:ascii="Times New Roman" w:hAnsi="Times New Roman" w:eastAsia="仿宋" w:cs="Times New Roman"/>
+                <w:kern w:val="2"/>
+                <w:sz w:val="24"/>
+                <w:szCs w:val="24"/>
+                <w:lang w:val="en-US" w:eastAsia="zh-CN" w:bidi="ar-SA"/>
+              </w:rPr>
+            </w:pPr>
+            <w:r>
+              <w:rPr>
+                <w:rFonts w:hint="default" w:ascii="Times New Roman" w:hAnsi="Times New Roman" w:eastAsia="仿宋" w:cs="Times New Roman"/>
+                <w:sz w:val="24"/>
+              </w:rPr>
+              <w:t>专业</w:t>
+            </w:r>
+          </w:p>
+        </w:tc>
+        <w:tc>
+          <w:tcPr>
+            <w:tcW w:w="2376" w:type="dxa"/>
+            <w:vAlign w:val="center"/>
+          </w:tcPr>
+          <w:p>
+            <w:pPr>
+              <w:widowControl/>
+              <w:spacing w:line="400" w:lineRule="exact"/>
+              <w:ind w:firstLine="0" w:firstLineChars="0"/>
+              <w:jc w:val="center"/>
+              <w:rPr>
+                <w:rFonts w:hint="default" w:ascii="Times New Roman" w:hAnsi="Times New Roman" w:eastAsia="仿宋" w:cs="Times New Roman"/>
+                <w:sz w:val="24"/>
+              </w:rPr>
+            </w:pPr>
+            <w:r>
+              <w:rPr>
+                <w:rFonts w:hint="default" w:ascii="Times New Roman" w:hAnsi="Times New Roman" w:eastAsia="仿宋" w:cs="Times New Roman"/>
+                <w:sz w:val="24"/>
+              </w:rPr>
+              <w:t>马克思主义理论</w:t>
+            </w:r>
+          </w:p>
+        </w:tc>
+      </w:tr>
+      <w:tr>
+        <w:tblPrEx>
+          <w:tblBorders>
+            <w:top w:val="single" w:color="auto" w:sz="4" w:space="0"/>
+            <w:left w:val="single" w:color="auto" w:sz="4" w:space="0"/>
+            <w:bottom w:val="single" w:color="auto" w:sz="4" w:space="0"/>
+            <w:right w:val="single" w:color="auto" w:sz="4" w:space="0"/>
+            <w:insideH w:val="single" w:color="auto" w:sz="4" w:space="0"/>
+            <w:insideV w:val="single" w:color="auto" w:sz="4" w:space="0"/>
+          </w:tblBorders>
+          <w:tblCellMar>
+            <w:top w:w="0" w:type="dxa"/>
+            <w:left w:w="108" w:type="dxa"/>
+            <w:bottom w:w="0" w:type="dxa"/>
+            <w:right w:w="108" w:type="dxa"/>
+          </w:tblCellMar>
+        </w:tblPrEx>
+        <w:trPr>
+          <w:trHeight w:val="610" w:hRule="atLeast"/>
+          <w:jc w:val="center"/>
+        </w:trPr>
+        <w:tc>
+          <w:tcPr>
+            <w:tcW w:w="943" w:type="dxa"/>
+            <w:vMerge w:val="continue"/>
+            <w:tcBorders/>
+          </w:tcPr>
+          <w:p>
+            <w:pPr>
+              <w:widowControl/>
+              <w:spacing w:line="400" w:lineRule="exact"/>
+              <w:ind w:firstLine="480"/>
+              <w:jc w:val="center"/>
+              <w:rPr>
+                <w:rFonts w:hint="default" w:ascii="Times New Roman" w:hAnsi="Times New Roman" w:eastAsia="仿宋" w:cs="Times New Roman"/>
+                <w:sz w:val="24"/>
+              </w:rPr>
+            </w:pPr>
+          </w:p>
+        </w:tc>
+        <w:tc>
+          <w:tcPr>
+            <w:tcW w:w="1764" w:type="dxa"/>
+            <w:shd w:val="clear"/>
+            <w:vAlign w:val="center"/>
+          </w:tcPr>
+          <w:p>
+            <w:pPr>
+              <w:widowControl/>
+              <w:spacing w:line="400" w:lineRule="exact"/>
+              <w:ind w:firstLine="0" w:firstLineChars="0"/>
+              <w:jc w:val="center"/>
+              <w:rPr>
+                <w:rFonts w:hint="default" w:ascii="Times New Roman" w:hAnsi="Times New Roman" w:eastAsia="仿宋" w:cs="Times New Roman"/>
+                <w:kern w:val="2"/>
+                <w:sz w:val="24"/>
+                <w:szCs w:val="24"/>
+                <w:lang w:val="en-US" w:eastAsia="zh-CN" w:bidi="ar-SA"/>
+              </w:rPr>
+            </w:pPr>
+            <w:r>
+              <w:rPr>
+                <w:rFonts w:hint="default" w:ascii="Times New Roman" w:hAnsi="Times New Roman" w:eastAsia="仿宋" w:cs="Times New Roman"/>
+                <w:sz w:val="24"/>
+              </w:rPr>
+              <w:t>工作单位</w:t>
+            </w:r>
+          </w:p>
+        </w:tc>
+        <w:tc>
+          <w:tcPr>
+            <w:tcW w:w="2096" w:type="dxa"/>
+            <w:vAlign w:val="center"/>
+          </w:tcPr>
+          <w:p>
+            <w:pPr>
+              <w:widowControl/>
+              <w:spacing w:line="400" w:lineRule="exact"/>
+              <w:ind w:firstLine="0" w:firstLineChars="0"/>
+              <w:jc w:val="center"/>
+              <w:rPr>
+                <w:rFonts w:hint="default" w:ascii="Times New Roman" w:hAnsi="Times New Roman" w:eastAsia="仿宋" w:cs="Times New Roman"/>
+                <w:sz w:val="24"/>
+              </w:rPr>
+            </w:pPr>
+            <w:r>
+              <w:rPr>
+                <w:rFonts w:hint="default" w:ascii="Times New Roman" w:hAnsi="Times New Roman" w:eastAsia="仿宋" w:cs="Times New Roman"/>
+                <w:sz w:val="24"/>
+              </w:rPr>
+              <w:t>浙江师范大学</w:t>
+            </w:r>
+          </w:p>
+        </w:tc>
+        <w:tc>
+          <w:tcPr>
+            <w:tcW w:w="1404" w:type="dxa"/>
+            <w:shd w:val="clear"/>
+            <w:vAlign w:val="center"/>
+          </w:tcPr>
+          <w:p>
+            <w:pPr>
+              <w:widowControl/>
+              <w:spacing w:line="400" w:lineRule="exact"/>
+              <w:ind w:firstLine="0" w:firstLineChars="0"/>
+              <w:jc w:val="center"/>
+              <w:rPr>
+                <w:rFonts w:hint="default" w:ascii="Times New Roman" w:hAnsi="Times New Roman" w:eastAsia="仿宋" w:cs="Times New Roman"/>
+                <w:kern w:val="2"/>
+                <w:sz w:val="24"/>
+                <w:szCs w:val="24"/>
+                <w:lang w:val="en-US" w:eastAsia="zh-CN" w:bidi="ar-SA"/>
+              </w:rPr>
+            </w:pPr>
+            <w:r>
+              <w:rPr>
+                <w:rFonts w:hint="default" w:ascii="Times New Roman" w:hAnsi="Times New Roman" w:eastAsia="仿宋" w:cs="Times New Roman"/>
+                <w:sz w:val="24"/>
+              </w:rPr>
+              <w:t>职称/职务</w:t>
+            </w:r>
+          </w:p>
+        </w:tc>
+        <w:tc>
+          <w:tcPr>
+            <w:tcW w:w="2376" w:type="dxa"/>
+            <w:vAlign w:val="center"/>
+          </w:tcPr>
+          <w:p>
+            <w:pPr>
+              <w:widowControl/>
+              <w:spacing w:line="400" w:lineRule="exact"/>
+              <w:ind w:firstLine="0" w:firstLineChars="0"/>
+              <w:jc w:val="center"/>
+              <w:rPr>
+                <w:rFonts w:hint="default" w:ascii="Times New Roman" w:hAnsi="Times New Roman" w:eastAsia="仿宋" w:cs="Times New Roman"/>
+                <w:sz w:val="24"/>
+              </w:rPr>
+            </w:pPr>
+            <w:r>
+              <w:rPr>
+                <w:rFonts w:hint="default" w:ascii="Times New Roman" w:hAnsi="Times New Roman" w:eastAsia="仿宋" w:cs="Times New Roman"/>
+                <w:sz w:val="24"/>
+              </w:rPr>
+              <w:t>助教/思政辅导员</w:t>
+            </w:r>
+          </w:p>
+        </w:tc>
+      </w:tr>
+      <w:tr>
+        <w:tblPrEx>
+          <w:tblBorders>
+            <w:top w:val="single" w:color="auto" w:sz="4" w:space="0"/>
+            <w:left w:val="single" w:color="auto" w:sz="4" w:space="0"/>
+            <w:bottom w:val="single" w:color="auto" w:sz="4" w:space="0"/>
+            <w:right w:val="single" w:color="auto" w:sz="4" w:space="0"/>
+            <w:insideH w:val="single" w:color="auto" w:sz="4" w:space="0"/>
+            <w:insideV w:val="single" w:color="auto" w:sz="4" w:space="0"/>
+          </w:tblBorders>
+          <w:tblCellMar>
+            <w:top w:w="0" w:type="dxa"/>
+            <w:left w:w="108" w:type="dxa"/>
+            <w:bottom w:w="0" w:type="dxa"/>
+            <w:right w:w="108" w:type="dxa"/>
+          </w:tblCellMar>
+        </w:tblPrEx>
+        <w:trPr>
+          <w:trHeight w:val="610" w:hRule="atLeast"/>
+          <w:jc w:val="center"/>
+        </w:trPr>
+        <w:tc>
+          <w:tcPr>
+            <w:tcW w:w="943" w:type="dxa"/>
+            <w:vMerge w:val="continue"/>
+            <w:tcBorders/>
+          </w:tcPr>
+          <w:p>
+            <w:pPr>
+              <w:widowControl/>
+              <w:spacing w:line="400" w:lineRule="exact"/>
+              <w:ind w:firstLine="480"/>
+              <w:jc w:val="center"/>
+              <w:rPr>
+                <w:rFonts w:hint="default" w:ascii="Times New Roman" w:hAnsi="Times New Roman" w:eastAsia="仿宋" w:cs="Times New Roman"/>
+                <w:sz w:val="24"/>
+              </w:rPr>
+            </w:pPr>
+          </w:p>
+        </w:tc>
+        <w:tc>
+          <w:tcPr>
+            <w:tcW w:w="1764" w:type="dxa"/>
+            <w:shd w:val="clear"/>
+            <w:vAlign w:val="center"/>
+          </w:tcPr>
+          <w:p>
+            <w:pPr>
+              <w:widowControl/>
+              <w:spacing w:line="400" w:lineRule="exact"/>
+              <w:ind w:firstLine="0" w:firstLineChars="0"/>
+              <w:jc w:val="center"/>
+              <w:rPr>
+                <w:rFonts w:hint="default" w:ascii="Times New Roman" w:hAnsi="Times New Roman" w:eastAsia="仿宋" w:cs="Times New Roman"/>
+                <w:kern w:val="2"/>
+                <w:sz w:val="24"/>
+                <w:szCs w:val="24"/>
+                <w:lang w:val="en-US" w:eastAsia="zh-CN" w:bidi="ar-SA"/>
+              </w:rPr>
+            </w:pPr>
+            <w:r>
+              <w:rPr>
+                <w:rFonts w:hint="default" w:ascii="Times New Roman" w:hAnsi="Times New Roman" w:eastAsia="仿宋" w:cs="Times New Roman"/>
+                <w:sz w:val="24"/>
+              </w:rPr>
+              <w:t>手机电话</w:t>
+            </w:r>
+          </w:p>
+        </w:tc>
+        <w:tc>
+          <w:tcPr>
+            <w:tcW w:w="2096" w:type="dxa"/>
+            <w:vAlign w:val="center"/>
+          </w:tcPr>
+          <w:p>
+            <w:pPr>
+              <w:widowControl/>
+              <w:spacing w:line="400" w:lineRule="exact"/>
+              <w:ind w:firstLine="0" w:firstLineChars="0"/>
+              <w:jc w:val="center"/>
+              <w:rPr>
+                <w:rFonts w:hint="default" w:ascii="Times New Roman" w:hAnsi="Times New Roman" w:eastAsia="仿宋" w:cs="Times New Roman"/>
+                <w:sz w:val="24"/>
+              </w:rPr>
+            </w:pPr>
+            <w:r>
+              <w:rPr>
+                <w:rFonts w:hint="default" w:ascii="Times New Roman" w:hAnsi="Times New Roman" w:eastAsia="仿宋" w:cs="Times New Roman"/>
+                <w:sz w:val="24"/>
+              </w:rPr>
+              <w:t>19550166134</w:t>
+            </w:r>
+          </w:p>
+        </w:tc>
+        <w:tc>
+          <w:tcPr>
+            <w:tcW w:w="1404" w:type="dxa"/>
+            <w:shd w:val="clear"/>
+            <w:vAlign w:val="center"/>
+          </w:tcPr>
+          <w:p>
+            <w:pPr>
+              <w:widowControl/>
+              <w:spacing w:line="400" w:lineRule="exact"/>
+              <w:ind w:firstLine="0" w:firstLineChars="0"/>
+              <w:jc w:val="center"/>
+              <w:rPr>
+                <w:rFonts w:hint="default" w:ascii="Times New Roman" w:hAnsi="Times New Roman" w:eastAsia="仿宋" w:cs="Times New Roman"/>
+                <w:kern w:val="2"/>
+                <w:sz w:val="24"/>
+                <w:szCs w:val="24"/>
+                <w:lang w:val="en-US" w:eastAsia="zh-CN" w:bidi="ar-SA"/>
+              </w:rPr>
+            </w:pPr>
+            <w:r>
+              <w:rPr>
+                <w:rFonts w:hint="default" w:ascii="Times New Roman" w:hAnsi="Times New Roman" w:eastAsia="仿宋" w:cs="Times New Roman"/>
+                <w:sz w:val="24"/>
+              </w:rPr>
+              <w:t>Email</w:t>
+            </w:r>
+          </w:p>
+        </w:tc>
+        <w:tc>
+          <w:tcPr>
+            <w:tcW w:w="2376" w:type="dxa"/>
+            <w:vAlign w:val="center"/>
+          </w:tcPr>
+          <w:p>
+            <w:pPr>
+              <w:widowControl/>
+              <w:spacing w:line="400" w:lineRule="exact"/>
+              <w:ind w:firstLine="0" w:firstLineChars="0"/>
+              <w:jc w:val="center"/>
+              <w:rPr>
+                <w:rFonts w:hint="default" w:ascii="Times New Roman" w:hAnsi="Times New Roman" w:eastAsia="仿宋" w:cs="Times New Roman"/>
+                <w:sz w:val="24"/>
+              </w:rPr>
+            </w:pPr>
+            <w:r>
+              <w:rPr>
+                <w:rFonts w:hint="default" w:ascii="Times New Roman" w:hAnsi="Times New Roman" w:eastAsia="仿宋" w:cs="Times New Roman"/>
+                <w:sz w:val="24"/>
+              </w:rPr>
+              <w:t>dongliling@yeah.net</w:t>
+            </w:r>
+          </w:p>
+        </w:tc>
+      </w:tr>
+      <w:tr>
+        <w:tblPrEx>
+          <w:tblBorders>
+            <w:top w:val="single" w:color="auto" w:sz="4" w:space="0"/>
+            <w:left w:val="single" w:color="auto" w:sz="4" w:space="0"/>
+            <w:bottom w:val="single" w:color="auto" w:sz="4" w:space="0"/>
+            <w:right w:val="single" w:color="auto" w:sz="4" w:space="0"/>
+            <w:insideH w:val="single" w:color="auto" w:sz="4" w:space="0"/>
+            <w:insideV w:val="single" w:color="auto" w:sz="4" w:space="0"/>
+          </w:tblBorders>
+          <w:tblCellMar>
+            <w:top w:w="0" w:type="dxa"/>
+            <w:left w:w="108" w:type="dxa"/>
+            <w:bottom w:w="0" w:type="dxa"/>
+            <w:right w:w="108" w:type="dxa"/>
+          </w:tblCellMar>
+        </w:tblPrEx>
+        <w:trPr>
+          <w:trHeight w:val="610" w:hRule="atLeast"/>
+          <w:jc w:val="center"/>
+        </w:trPr>
+        <w:tc>
+          <w:tcPr>
+            <w:tcW w:w="943" w:type="dxa"/>
+            <w:vMerge w:val="continue"/>
+            <w:tcBorders/>
+          </w:tcPr>
+          <w:p>
+            <w:pPr>
+              <w:widowControl/>
+              <w:spacing w:line="400" w:lineRule="exact"/>
+              <w:ind w:firstLine="480"/>
+              <w:jc w:val="center"/>
+              <w:rPr>
+                <w:rFonts w:hint="default" w:ascii="Times New Roman" w:hAnsi="Times New Roman" w:eastAsia="仿宋" w:cs="Times New Roman"/>
+                <w:sz w:val="24"/>
+              </w:rPr>
+            </w:pPr>
+          </w:p>
+        </w:tc>
+        <w:tc>
+          <w:tcPr>
+            <w:tcW w:w="1764" w:type="dxa"/>
+            <w:shd w:val="clear"/>
+            <w:vAlign w:val="center"/>
+          </w:tcPr>
+          <w:p>
+            <w:pPr>
+              <w:widowControl/>
+              <w:spacing w:line="400" w:lineRule="exact"/>
+              <w:ind w:firstLine="0" w:firstLineChars="0"/>
+              <w:jc w:val="center"/>
+              <w:rPr>
+                <w:rFonts w:hint="default" w:ascii="Times New Roman" w:hAnsi="Times New Roman" w:eastAsia="仿宋" w:cs="Times New Roman"/>
+                <w:kern w:val="2"/>
+                <w:sz w:val="24"/>
+                <w:szCs w:val="24"/>
+                <w:lang w:val="en-US" w:eastAsia="zh-CN" w:bidi="ar-SA"/>
+              </w:rPr>
+            </w:pPr>
+            <w:r>
+              <w:rPr>
+                <w:rFonts w:hint="default" w:ascii="Times New Roman" w:hAnsi="Times New Roman" w:eastAsia="仿宋" w:cs="Times New Roman"/>
+                <w:sz w:val="24"/>
+              </w:rPr>
+              <w:t>主要指导经验</w:t>
+            </w:r>
+          </w:p>
+        </w:tc>
+        <w:tc>
+          <w:tcPr>
+            <w:tcW w:w="5876" w:type="dxa"/>
+            <w:gridSpan w:val="3"/>
+            <w:vAlign w:val="center"/>
+          </w:tcPr>
+          <w:p>
+            <w:pPr>
+              <w:widowControl/>
+              <w:spacing w:line="400" w:lineRule="exact"/>
+              <w:ind w:firstLine="0" w:firstLineChars="0"/>
+              <w:jc w:val="both"/>
+              <w:rPr>
+                <w:rFonts w:hint="default" w:ascii="Times New Roman" w:hAnsi="Times New Roman" w:eastAsia="仿宋" w:cs="Times New Roman"/>
+                <w:sz w:val="24"/>
+              </w:rPr>
+            </w:pPr>
+            <w:r>
+              <w:rPr>
+                <w:rFonts w:hint="default" w:ascii="Times New Roman" w:hAnsi="Times New Roman" w:eastAsia="仿宋" w:cs="Times New Roman"/>
+                <w:sz w:val="24"/>
+              </w:rPr>
+              <w:t>长期从事大学生思想政治教育工作，在心理育人方面积累了丰富经验。扎根一线辅导员岗位多年，将心理健康教育深度融入党建团建和日常思政工作，主持或参与省级相关课题2项；探索“党建+心理”“心理+就业”融合育人模式，依托学生活动等载体培育学生积极心理品质，通过社会实践活动拓展心理素质训练，实务经验与专业能力兼备，能够保障课题顺利实施。</w:t>
+            </w:r>
           </w:p>
         </w:tc>
       </w:tr>
     </w:tbl>
     <w:p>
       <w:pPr>
-        <w:widowControl/>
-        <w:spacing w:line="400" w:lineRule="exact"/>
         <w:ind w:left="0" w:leftChars="0" w:firstLine="0" w:firstLineChars="0"/>
-        <w:jc w:val="left"/>
-        <w:rPr>
-          <w:rFonts w:hint="default" w:ascii="Times New Roman" w:hAnsi="Times New Roman" w:eastAsia="仿宋" w:cs="Times New Roman"/>
-          <w:sz w:val="24"/>
-        </w:rPr>
-      </w:pPr>
-    </w:p>
-    <w:p>
-      <w:pPr>
-        <w:widowControl/>
-        <w:spacing w:line="400" w:lineRule="exact"/>
-        <w:ind w:firstLine="480"/>
-        <w:jc w:val="left"/>
-        <w:rPr>
-          <w:rFonts w:hint="default" w:ascii="Times New Roman" w:hAnsi="Times New Roman" w:eastAsia="仿宋" w:cs="Times New Roman"/>
-          <w:sz w:val="24"/>
-        </w:rPr>
-      </w:pPr>
-      <w:r>
-        <w:rPr>
-          <w:rFonts w:hint="default" w:ascii="Times New Roman" w:hAnsi="Times New Roman" w:eastAsia="仿宋" w:cs="Times New Roman"/>
-          <w:sz w:val="24"/>
-        </w:rPr>
-        <w:t>注：每队均需报名系统里填写此表，小四字体，根据团队人数自行增减。</w:t>
-      </w:r>
-    </w:p>
-    <w:p>
-      <w:pPr>
         <w:rPr>
           <w:rFonts w:hint="default" w:ascii="Times New Roman" w:hAnsi="Times New Roman" w:eastAsia="仿宋" w:cs="Times New Roman"/>
           <w:sz w:val="24"/>
@@ -5340,6 +6474,12 @@
             <w:insideH w:val="single" w:color="auto" w:sz="4" w:space="0"/>
             <w:insideV w:val="single" w:color="auto" w:sz="4" w:space="0"/>
           </w:tblBorders>
+          <w:tblCellMar>
+            <w:top w:w="0" w:type="dxa"/>
+            <w:left w:w="0" w:type="dxa"/>
+            <w:bottom w:w="0" w:type="dxa"/>
+            <w:right w:w="0" w:type="dxa"/>
+          </w:tblCellMar>
         </w:tblPrEx>
         <w:trPr>
           <w:trHeight w:val="612" w:hRule="atLeast"/>
@@ -5375,7 +6515,7 @@
           </w:tcPr>
           <w:p>
             <w:pPr>
-              <w:pStyle w:val="8"/>
+              <w:pStyle w:val="9"/>
               <w:spacing w:line="460" w:lineRule="exact"/>
               <w:ind w:left="220" w:firstLine="0" w:firstLineChars="0"/>
               <w:jc w:val="center"/>
@@ -5418,6 +6558,12 @@
             <w:insideH w:val="single" w:color="auto" w:sz="4" w:space="0"/>
             <w:insideV w:val="single" w:color="auto" w:sz="4" w:space="0"/>
           </w:tblBorders>
+          <w:tblCellMar>
+            <w:top w:w="0" w:type="dxa"/>
+            <w:left w:w="0" w:type="dxa"/>
+            <w:bottom w:w="0" w:type="dxa"/>
+            <w:right w:w="0" w:type="dxa"/>
+          </w:tblCellMar>
         </w:tblPrEx>
         <w:trPr>
           <w:trHeight w:val="612" w:hRule="atLeast"/>
@@ -5453,7 +6599,7 @@
           </w:tcPr>
           <w:p>
             <w:pPr>
-              <w:pStyle w:val="9"/>
+              <w:pStyle w:val="10"/>
               <w:spacing w:line="460" w:lineRule="exact"/>
               <w:ind w:firstLine="0" w:firstLineChars="0"/>
               <w:jc w:val="center"/>
@@ -5536,7 +6682,7 @@
           </w:p>
           <w:p>
             <w:pPr>
-              <w:pStyle w:val="9"/>
+              <w:pStyle w:val="10"/>
               <w:spacing w:line="460" w:lineRule="exact"/>
               <w:ind w:firstLine="240" w:firstLineChars="100"/>
               <w:jc w:val="center"/>
@@ -5559,7 +6705,7 @@
           </w:p>
           <w:p>
             <w:pPr>
-              <w:pStyle w:val="8"/>
+              <w:pStyle w:val="9"/>
               <w:spacing w:line="460" w:lineRule="exact"/>
               <w:ind w:firstLine="0" w:firstLineChars="0"/>
               <w:jc w:val="center"/>
@@ -5643,6 +6789,12 @@
             <w:insideH w:val="single" w:color="auto" w:sz="4" w:space="0"/>
             <w:insideV w:val="single" w:color="auto" w:sz="4" w:space="0"/>
           </w:tblBorders>
+          <w:tblCellMar>
+            <w:top w:w="0" w:type="dxa"/>
+            <w:left w:w="0" w:type="dxa"/>
+            <w:bottom w:w="0" w:type="dxa"/>
+            <w:right w:w="0" w:type="dxa"/>
+          </w:tblCellMar>
         </w:tblPrEx>
         <w:trPr>
           <w:trHeight w:val="2134" w:hRule="atLeast"/>
@@ -5677,14 +6829,509 @@
           </w:tcPr>
           <w:p>
             <w:pPr>
-              <w:pStyle w:val="8"/>
+              <w:pStyle w:val="9"/>
+              <w:keepNext w:val="0"/>
+              <w:keepLines w:val="0"/>
+              <w:pageBreakBefore w:val="0"/>
+              <w:widowControl w:val="0"/>
+              <w:numPr>
+                <w:ilvl w:val="0"/>
+                <w:numId w:val="1"/>
+              </w:numPr>
+              <w:kinsoku/>
+              <w:wordWrap/>
+              <w:overflowPunct/>
+              <w:topLinePunct w:val="0"/>
+              <w:autoSpaceDE/>
+              <w:autoSpaceDN/>
+              <w:bidi w:val="0"/>
+              <w:adjustRightInd/>
+              <w:snapToGrid/>
               <w:spacing w:line="460" w:lineRule="exact"/>
-              <w:ind w:left="220" w:firstLine="0" w:firstLineChars="0"/>
-              <w:rPr>
-                <w:rFonts w:hint="default" w:ascii="Times New Roman" w:hAnsi="Times New Roman" w:eastAsia="仿宋" w:cs="Times New Roman"/>
-                <w:sz w:val="24"/>
-              </w:rPr>
-            </w:pPr>
+              <w:ind w:left="221" w:leftChars="0" w:hanging="78" w:firstLineChars="0"/>
+              <w:textAlignment w:val="auto"/>
+              <w:rPr>
+                <w:rFonts w:hint="eastAsia" w:ascii="宋体" w:hAnsi="宋体" w:eastAsia="宋体" w:cs="宋体"/>
+                <w:b/>
+                <w:bCs/>
+                <w:sz w:val="24"/>
+              </w:rPr>
+            </w:pPr>
+            <w:r>
+              <w:rPr>
+                <w:rFonts w:hint="eastAsia" w:ascii="宋体" w:hAnsi="宋体" w:eastAsia="宋体" w:cs="宋体"/>
+                <w:b/>
+                <w:bCs/>
+                <w:sz w:val="24"/>
+              </w:rPr>
+              <w:t>研学设计优势</w:t>
+            </w:r>
+          </w:p>
+          <w:p>
+            <w:pPr>
+              <w:pStyle w:val="9"/>
+              <w:keepNext w:val="0"/>
+              <w:keepLines w:val="0"/>
+              <w:pageBreakBefore w:val="0"/>
+              <w:widowControl w:val="0"/>
+              <w:kinsoku/>
+              <w:wordWrap/>
+              <w:overflowPunct/>
+              <w:topLinePunct w:val="0"/>
+              <w:autoSpaceDE/>
+              <w:autoSpaceDN/>
+              <w:bidi w:val="0"/>
+              <w:adjustRightInd/>
+              <w:snapToGrid/>
+              <w:spacing w:line="460" w:lineRule="exact"/>
+              <w:ind w:left="221" w:firstLine="480" w:firstLineChars="200"/>
+              <w:textAlignment w:val="auto"/>
+              <w:rPr>
+                <w:rFonts w:hint="eastAsia" w:ascii="宋体" w:hAnsi="宋体" w:eastAsia="宋体" w:cs="宋体"/>
+                <w:sz w:val="24"/>
+                <w:lang w:val="en-US" w:eastAsia="zh-CN"/>
+              </w:rPr>
+            </w:pPr>
+            <w:r>
+              <w:rPr>
+                <w:rFonts w:hint="eastAsia" w:ascii="宋体" w:hAnsi="宋体" w:eastAsia="宋体" w:cs="宋体"/>
+                <w:sz w:val="24"/>
+                <w:lang w:val="en-US" w:eastAsia="zh-CN"/>
+              </w:rPr>
+              <w:t>团队</w:t>
+            </w:r>
+            <w:r>
+              <w:rPr>
+                <w:rFonts w:hint="eastAsia" w:ascii="宋体" w:hAnsi="宋体" w:eastAsia="宋体" w:cs="宋体"/>
+                <w:sz w:val="24"/>
+              </w:rPr>
+              <w:t>核心成员来自地政</w:t>
+            </w:r>
+            <w:r>
+              <w:rPr>
+                <w:rFonts w:hint="eastAsia" w:ascii="宋体" w:hAnsi="宋体" w:eastAsia="宋体" w:cs="宋体"/>
+                <w:sz w:val="24"/>
+                <w:lang w:val="en-US" w:eastAsia="zh-CN"/>
+              </w:rPr>
+              <w:t>复硕</w:t>
+            </w:r>
+            <w:r>
+              <w:rPr>
+                <w:rFonts w:hint="eastAsia" w:ascii="宋体" w:hAnsi="宋体" w:eastAsia="宋体" w:cs="宋体"/>
+                <w:sz w:val="24"/>
+              </w:rPr>
+              <w:t>、地理科学等专业</w:t>
+            </w:r>
+            <w:r>
+              <w:rPr>
+                <w:rFonts w:hint="eastAsia" w:ascii="宋体" w:hAnsi="宋体" w:eastAsia="宋体" w:cs="宋体"/>
+                <w:sz w:val="24"/>
+                <w:lang w:eastAsia="zh-CN"/>
+              </w:rPr>
+              <w:t>，具备乡村空间分析、地域文化挖掘、生态资源整合与研学项目设计</w:t>
+            </w:r>
+            <w:r>
+              <w:rPr>
+                <w:rFonts w:hint="eastAsia" w:ascii="宋体" w:hAnsi="宋体" w:eastAsia="宋体" w:cs="宋体"/>
+                <w:sz w:val="24"/>
+                <w:lang w:val="en-US" w:eastAsia="zh-CN"/>
+              </w:rPr>
+              <w:t>的多重素养。研学设计经验丰富，曾获2026年九洲杯全国研学设计大赛</w:t>
+            </w:r>
+            <w:r>
+              <w:rPr>
+                <w:rFonts w:hint="eastAsia" w:ascii="宋体" w:hAnsi="宋体" w:eastAsia="宋体" w:cs="宋体"/>
+                <w:b/>
+                <w:bCs/>
+                <w:sz w:val="24"/>
+                <w:lang w:val="en-US" w:eastAsia="zh-CN"/>
+              </w:rPr>
+              <w:t>特等奖</w:t>
+            </w:r>
+            <w:r>
+              <w:rPr>
+                <w:rFonts w:hint="eastAsia" w:ascii="宋体" w:hAnsi="宋体" w:eastAsia="宋体" w:cs="宋体"/>
+                <w:sz w:val="24"/>
+                <w:lang w:val="en-US" w:eastAsia="zh-CN"/>
+              </w:rPr>
+              <w:t>、钱江源杯研学课程设计大赛</w:t>
+            </w:r>
+            <w:r>
+              <w:rPr>
+                <w:rFonts w:hint="eastAsia" w:ascii="宋体" w:hAnsi="宋体" w:eastAsia="宋体" w:cs="宋体"/>
+                <w:b/>
+                <w:bCs/>
+                <w:sz w:val="24"/>
+                <w:lang w:val="en-US" w:eastAsia="zh-CN"/>
+              </w:rPr>
+              <w:t>金奖</w:t>
+            </w:r>
+            <w:r>
+              <w:rPr>
+                <w:rFonts w:hint="eastAsia" w:ascii="宋体" w:hAnsi="宋体" w:eastAsia="宋体" w:cs="宋体"/>
+                <w:sz w:val="24"/>
+                <w:lang w:val="en-US" w:eastAsia="zh-CN"/>
+              </w:rPr>
+              <w:t>、2026年全国优秀地理教研成果评比微课组</w:t>
+            </w:r>
+            <w:r>
+              <w:rPr>
+                <w:rFonts w:hint="eastAsia" w:ascii="宋体" w:hAnsi="宋体" w:eastAsia="宋体" w:cs="宋体"/>
+                <w:b/>
+                <w:bCs/>
+                <w:sz w:val="24"/>
+                <w:lang w:val="en-US" w:eastAsia="zh-CN"/>
+              </w:rPr>
+              <w:t>一等奖</w:t>
+            </w:r>
+            <w:r>
+              <w:rPr>
+                <w:rFonts w:hint="eastAsia" w:ascii="宋体" w:hAnsi="宋体" w:eastAsia="宋体" w:cs="宋体"/>
+                <w:sz w:val="24"/>
+                <w:lang w:val="en-US" w:eastAsia="zh-CN"/>
+              </w:rPr>
+              <w:t>、教学设计组</w:t>
+            </w:r>
+            <w:r>
+              <w:rPr>
+                <w:rFonts w:hint="eastAsia" w:ascii="宋体" w:hAnsi="宋体" w:eastAsia="宋体" w:cs="宋体"/>
+                <w:b/>
+                <w:bCs/>
+                <w:sz w:val="24"/>
+                <w:lang w:val="en-US" w:eastAsia="zh-CN"/>
+              </w:rPr>
+              <w:t>一等奖</w:t>
+            </w:r>
+            <w:r>
+              <w:rPr>
+                <w:rFonts w:hint="eastAsia" w:ascii="宋体" w:hAnsi="宋体" w:eastAsia="宋体" w:cs="宋体"/>
+                <w:sz w:val="24"/>
+                <w:lang w:val="en-US" w:eastAsia="zh-CN"/>
+              </w:rPr>
+              <w:t>等奖项，指导老师拥有</w:t>
+            </w:r>
+            <w:r>
+              <w:rPr>
+                <w:rFonts w:hint="eastAsia" w:ascii="宋体" w:hAnsi="宋体" w:eastAsia="宋体" w:cs="宋体"/>
+                <w:b/>
+                <w:bCs/>
+                <w:sz w:val="24"/>
+                <w:lang w:val="en-US" w:eastAsia="zh-CN"/>
+              </w:rPr>
+              <w:t>教育学博士背景</w:t>
+            </w:r>
+            <w:r>
+              <w:rPr>
+                <w:rFonts w:hint="eastAsia" w:ascii="宋体" w:hAnsi="宋体" w:eastAsia="宋体" w:cs="宋体"/>
+                <w:sz w:val="24"/>
+                <w:lang w:val="en-US" w:eastAsia="zh-CN"/>
+              </w:rPr>
+              <w:t>，曾获</w:t>
+            </w:r>
+            <w:r>
+              <w:rPr>
+                <w:rFonts w:hint="eastAsia" w:ascii="宋体" w:hAnsi="宋体" w:eastAsia="宋体" w:cs="宋体"/>
+                <w:b/>
+                <w:bCs/>
+                <w:sz w:val="24"/>
+                <w:lang w:val="en-US" w:eastAsia="zh-CN"/>
+              </w:rPr>
+              <w:t>第四届“建行裕农通杯”金奖</w:t>
+            </w:r>
+            <w:r>
+              <w:rPr>
+                <w:rFonts w:hint="eastAsia" w:ascii="宋体" w:hAnsi="宋体" w:eastAsia="宋体" w:cs="宋体"/>
+                <w:b w:val="0"/>
+                <w:bCs w:val="0"/>
+                <w:sz w:val="24"/>
+                <w:lang w:val="en-US" w:eastAsia="zh-CN"/>
+              </w:rPr>
+              <w:t>，</w:t>
+            </w:r>
+            <w:r>
+              <w:rPr>
+                <w:rFonts w:hint="eastAsia" w:ascii="宋体" w:hAnsi="宋体" w:eastAsia="宋体" w:cs="宋体"/>
+                <w:sz w:val="24"/>
+                <w:lang w:val="en-US" w:eastAsia="zh-CN"/>
+              </w:rPr>
+              <w:t>能够为课程体系构建、教学目标</w:t>
+            </w:r>
+            <w:bookmarkStart w:id="0" w:name="_GoBack"/>
+            <w:bookmarkEnd w:id="0"/>
+            <w:r>
+              <w:rPr>
+                <w:rFonts w:hint="eastAsia" w:ascii="宋体" w:hAnsi="宋体" w:eastAsia="宋体" w:cs="宋体"/>
+                <w:sz w:val="24"/>
+                <w:lang w:val="en-US" w:eastAsia="zh-CN"/>
+              </w:rPr>
+              <w:t>设计、学习效果评价提供专业指导，团队具备较强的研学课程研发、教学组织和成果转化能力。</w:t>
+            </w:r>
+          </w:p>
+          <w:p>
+            <w:pPr>
+              <w:pStyle w:val="9"/>
+              <w:keepNext w:val="0"/>
+              <w:keepLines w:val="0"/>
+              <w:pageBreakBefore w:val="0"/>
+              <w:widowControl w:val="0"/>
+              <w:numPr>
+                <w:ilvl w:val="0"/>
+                <w:numId w:val="1"/>
+              </w:numPr>
+              <w:kinsoku/>
+              <w:wordWrap/>
+              <w:overflowPunct/>
+              <w:topLinePunct w:val="0"/>
+              <w:autoSpaceDE/>
+              <w:autoSpaceDN/>
+              <w:bidi w:val="0"/>
+              <w:adjustRightInd/>
+              <w:snapToGrid/>
+              <w:spacing w:line="460" w:lineRule="exact"/>
+              <w:ind w:left="221" w:leftChars="0" w:hanging="78" w:firstLineChars="0"/>
+              <w:textAlignment w:val="auto"/>
+              <w:rPr>
+                <w:rFonts w:hint="eastAsia" w:ascii="宋体" w:hAnsi="宋体" w:eastAsia="宋体" w:cs="宋体"/>
+                <w:b/>
+                <w:bCs/>
+                <w:sz w:val="24"/>
+              </w:rPr>
+            </w:pPr>
+            <w:r>
+              <w:rPr>
+                <w:rFonts w:hint="eastAsia" w:ascii="宋体" w:hAnsi="宋体" w:eastAsia="宋体" w:cs="宋体"/>
+                <w:b/>
+                <w:bCs/>
+                <w:sz w:val="24"/>
+              </w:rPr>
+              <w:t>心理疗愈优势</w:t>
+            </w:r>
+          </w:p>
+          <w:p>
+            <w:pPr>
+              <w:pStyle w:val="9"/>
+              <w:keepNext w:val="0"/>
+              <w:keepLines w:val="0"/>
+              <w:pageBreakBefore w:val="0"/>
+              <w:widowControl w:val="0"/>
+              <w:kinsoku/>
+              <w:wordWrap/>
+              <w:overflowPunct/>
+              <w:topLinePunct w:val="0"/>
+              <w:autoSpaceDE/>
+              <w:autoSpaceDN/>
+              <w:bidi w:val="0"/>
+              <w:adjustRightInd/>
+              <w:snapToGrid/>
+              <w:spacing w:line="460" w:lineRule="exact"/>
+              <w:ind w:left="221" w:firstLine="480" w:firstLineChars="200"/>
+              <w:textAlignment w:val="auto"/>
+              <w:rPr>
+                <w:rFonts w:hint="eastAsia" w:ascii="宋体" w:hAnsi="宋体" w:eastAsia="宋体" w:cs="宋体"/>
+                <w:sz w:val="24"/>
+                <w:lang w:val="en-US" w:eastAsia="zh-CN"/>
+              </w:rPr>
+            </w:pPr>
+            <w:r>
+              <w:rPr>
+                <w:rFonts w:hint="eastAsia" w:ascii="宋体" w:hAnsi="宋体" w:eastAsia="宋体" w:cs="宋体"/>
+                <w:sz w:val="24"/>
+                <w:lang w:val="en-US" w:eastAsia="zh-CN"/>
+              </w:rPr>
+              <w:t>团队具备心理学专业支持体系，拥有</w:t>
+            </w:r>
+            <w:r>
+              <w:rPr>
+                <w:rFonts w:hint="eastAsia" w:ascii="宋体" w:hAnsi="宋体" w:eastAsia="宋体" w:cs="宋体"/>
+                <w:b/>
+                <w:bCs/>
+                <w:sz w:val="24"/>
+                <w:lang w:val="en-US" w:eastAsia="zh-CN"/>
+              </w:rPr>
+              <w:t>心理学院辅导员</w:t>
+            </w:r>
+            <w:r>
+              <w:rPr>
+                <w:rFonts w:hint="eastAsia" w:ascii="宋体" w:hAnsi="宋体" w:eastAsia="宋体" w:cs="宋体"/>
+                <w:sz w:val="24"/>
+                <w:lang w:val="en-US" w:eastAsia="zh-CN"/>
+              </w:rPr>
+              <w:t>、</w:t>
+            </w:r>
+            <w:r>
+              <w:rPr>
+                <w:rFonts w:hint="eastAsia" w:ascii="宋体" w:hAnsi="宋体" w:eastAsia="宋体" w:cs="宋体"/>
+                <w:b/>
+                <w:bCs/>
+                <w:sz w:val="24"/>
+                <w:lang w:val="en-US" w:eastAsia="zh-CN"/>
+              </w:rPr>
+              <w:t>全国</w:t>
+            </w:r>
+            <w:r>
+              <w:rPr>
+                <w:rFonts w:hint="eastAsia" w:ascii="宋体" w:hAnsi="宋体" w:eastAsia="宋体" w:cs="宋体"/>
+                <w:b/>
+                <w:bCs/>
+                <w:sz w:val="24"/>
+                <w:lang w:val="en-US" w:eastAsia="zh-CN"/>
+              </w:rPr>
+              <w:t>百佳心委、前校心理总站负责人</w:t>
+            </w:r>
+            <w:r>
+              <w:rPr>
+                <w:rFonts w:hint="eastAsia" w:ascii="宋体" w:hAnsi="宋体" w:eastAsia="宋体" w:cs="宋体"/>
+                <w:sz w:val="24"/>
+                <w:lang w:val="en-US" w:eastAsia="zh-CN"/>
+              </w:rPr>
+              <w:t>等专业力量参与项目指导。团队负责人担任</w:t>
+            </w:r>
+            <w:r>
+              <w:rPr>
+                <w:rFonts w:hint="eastAsia" w:ascii="宋体" w:hAnsi="宋体" w:eastAsia="宋体" w:cs="宋体"/>
+                <w:b/>
+                <w:bCs/>
+                <w:sz w:val="24"/>
+                <w:lang w:val="en-US" w:eastAsia="zh-CN"/>
+              </w:rPr>
+              <w:t>学院心理分站负责人</w:t>
+            </w:r>
+            <w:r>
+              <w:rPr>
+                <w:rFonts w:hint="eastAsia" w:ascii="宋体" w:hAnsi="宋体" w:eastAsia="宋体" w:cs="宋体"/>
+                <w:sz w:val="24"/>
+                <w:lang w:val="en-US" w:eastAsia="zh-CN"/>
+              </w:rPr>
+              <w:t>，长期负责心理健康活动策划与组织，已开展数十场心理疗愈主题活动，并担任两期</w:t>
+            </w:r>
+            <w:r>
+              <w:rPr>
+                <w:rFonts w:hint="eastAsia" w:ascii="宋体" w:hAnsi="宋体" w:eastAsia="宋体" w:cs="宋体"/>
+                <w:b/>
+                <w:bCs/>
+                <w:sz w:val="24"/>
+                <w:lang w:val="en-US" w:eastAsia="zh-CN"/>
+              </w:rPr>
+              <w:t>“疗愈主题”心灵读书会主讲人</w:t>
+            </w:r>
+            <w:r>
+              <w:rPr>
+                <w:rFonts w:hint="eastAsia" w:ascii="宋体" w:hAnsi="宋体" w:eastAsia="宋体" w:cs="宋体"/>
+                <w:sz w:val="24"/>
+                <w:lang w:val="en-US" w:eastAsia="zh-CN"/>
+              </w:rPr>
+              <w:t>，积累了丰富的用户需求洞察、心理活动设计和现场管理经验。因此，团队能够将心理学专业知识与乡村自然场景相结合，为乡村振兴注入“心理健康”融合“文旅体验”的创新价值。</w:t>
+            </w:r>
+          </w:p>
+          <w:p>
+            <w:pPr>
+              <w:pStyle w:val="9"/>
+              <w:keepNext w:val="0"/>
+              <w:keepLines w:val="0"/>
+              <w:pageBreakBefore w:val="0"/>
+              <w:widowControl w:val="0"/>
+              <w:numPr>
+                <w:ilvl w:val="0"/>
+                <w:numId w:val="1"/>
+              </w:numPr>
+              <w:kinsoku/>
+              <w:wordWrap/>
+              <w:overflowPunct/>
+              <w:topLinePunct w:val="0"/>
+              <w:autoSpaceDE/>
+              <w:autoSpaceDN/>
+              <w:bidi w:val="0"/>
+              <w:adjustRightInd/>
+              <w:snapToGrid/>
+              <w:spacing w:line="460" w:lineRule="exact"/>
+              <w:ind w:left="221" w:leftChars="0" w:hanging="78" w:firstLineChars="0"/>
+              <w:textAlignment w:val="auto"/>
+              <w:rPr>
+                <w:rFonts w:hint="eastAsia" w:ascii="宋体" w:hAnsi="宋体" w:eastAsia="宋体" w:cs="宋体"/>
+                <w:b/>
+                <w:bCs/>
+                <w:sz w:val="24"/>
+              </w:rPr>
+            </w:pPr>
+            <w:r>
+              <w:rPr>
+                <w:rFonts w:hint="eastAsia" w:ascii="宋体" w:hAnsi="宋体" w:eastAsia="宋体" w:cs="宋体"/>
+                <w:b/>
+                <w:bCs/>
+                <w:sz w:val="24"/>
+              </w:rPr>
+              <w:t>创新创业优势</w:t>
+            </w:r>
+          </w:p>
+          <w:p>
+            <w:pPr>
+              <w:pStyle w:val="9"/>
+              <w:keepNext w:val="0"/>
+              <w:keepLines w:val="0"/>
+              <w:pageBreakBefore w:val="0"/>
+              <w:widowControl w:val="0"/>
+              <w:kinsoku/>
+              <w:wordWrap/>
+              <w:overflowPunct/>
+              <w:topLinePunct w:val="0"/>
+              <w:autoSpaceDE/>
+              <w:autoSpaceDN/>
+              <w:bidi w:val="0"/>
+              <w:adjustRightInd/>
+              <w:snapToGrid/>
+              <w:spacing w:line="460" w:lineRule="exact"/>
+              <w:ind w:left="221" w:firstLine="480" w:firstLineChars="200"/>
+              <w:textAlignment w:val="auto"/>
+              <w:rPr>
+                <w:rFonts w:hint="eastAsia" w:ascii="宋体" w:hAnsi="宋体" w:eastAsia="宋体" w:cs="宋体"/>
+                <w:sz w:val="24"/>
+                <w:lang w:val="en-US" w:eastAsia="zh-CN"/>
+              </w:rPr>
+            </w:pPr>
+            <w:r>
+              <w:rPr>
+                <w:rFonts w:hint="eastAsia" w:ascii="宋体" w:hAnsi="宋体" w:eastAsia="宋体" w:cs="宋体"/>
+                <w:sz w:val="24"/>
+                <w:lang w:val="en-US" w:eastAsia="zh-CN"/>
+              </w:rPr>
+              <w:t>团队不仅具备课程研发能力，同时拥有较强的创新创业实践基础。团队曾获得浙江师范大学</w:t>
+            </w:r>
+            <w:r>
+              <w:rPr>
+                <w:rFonts w:hint="eastAsia" w:ascii="宋体" w:hAnsi="宋体" w:eastAsia="宋体" w:cs="宋体"/>
+                <w:b/>
+                <w:bCs/>
+                <w:sz w:val="24"/>
+                <w:lang w:val="en-US" w:eastAsia="zh-CN"/>
+              </w:rPr>
+              <w:t>第十三届“挑战杯”大学生创业计划金奖</w:t>
+            </w:r>
+            <w:r>
+              <w:rPr>
+                <w:rFonts w:hint="eastAsia" w:ascii="宋体" w:hAnsi="宋体" w:eastAsia="宋体" w:cs="宋体"/>
+                <w:sz w:val="24"/>
+                <w:lang w:val="en-US" w:eastAsia="zh-CN"/>
+              </w:rPr>
+              <w:t>，具备创业项目策划、商业模式设计和市场运营能力。团队财务曾多次在</w:t>
+            </w:r>
+            <w:r>
+              <w:rPr>
+                <w:rFonts w:hint="eastAsia" w:ascii="宋体" w:hAnsi="宋体" w:eastAsia="宋体" w:cs="宋体"/>
+                <w:b/>
+                <w:bCs/>
+                <w:sz w:val="24"/>
+                <w:lang w:val="en-US" w:eastAsia="zh-CN"/>
+              </w:rPr>
+              <w:t>商业经营挑战赛、证券投资竞赛、营销模拟决策赛道</w:t>
+            </w:r>
+            <w:r>
+              <w:rPr>
+                <w:rFonts w:hint="eastAsia" w:ascii="宋体" w:hAnsi="宋体" w:eastAsia="宋体" w:cs="宋体"/>
+                <w:sz w:val="24"/>
+                <w:lang w:val="en-US" w:eastAsia="zh-CN"/>
+              </w:rPr>
+              <w:t>获奖，具备市场调研、用户分析、营销策划、财务测算和项目运营能力，为项目商业化落地提供坚实保障。</w:t>
+            </w:r>
           </w:p>
         </w:tc>
       </w:tr>
@@ -5698,9 +7345,15 @@
             <w:insideH w:val="single" w:color="auto" w:sz="4" w:space="0"/>
             <w:insideV w:val="single" w:color="auto" w:sz="4" w:space="0"/>
           </w:tblBorders>
+          <w:tblCellMar>
+            <w:top w:w="0" w:type="dxa"/>
+            <w:left w:w="0" w:type="dxa"/>
+            <w:bottom w:w="0" w:type="dxa"/>
+            <w:right w:w="0" w:type="dxa"/>
+          </w:tblCellMar>
         </w:tblPrEx>
         <w:trPr>
-          <w:trHeight w:val="3210" w:hRule="atLeast"/>
+          <w:trHeight w:val="7834" w:hRule="atLeast"/>
         </w:trPr>
         <w:tc>
           <w:tcPr>
@@ -5732,14 +7385,272 @@
           </w:tcPr>
           <w:p>
             <w:pPr>
-              <w:pStyle w:val="8"/>
+              <w:pStyle w:val="9"/>
+              <w:keepNext w:val="0"/>
+              <w:keepLines w:val="0"/>
+              <w:pageBreakBefore w:val="0"/>
+              <w:widowControl w:val="0"/>
+              <w:kinsoku/>
+              <w:wordWrap/>
+              <w:overflowPunct/>
+              <w:topLinePunct w:val="0"/>
+              <w:autoSpaceDE/>
+              <w:autoSpaceDN/>
+              <w:bidi w:val="0"/>
+              <w:adjustRightInd/>
+              <w:snapToGrid/>
               <w:spacing w:line="460" w:lineRule="exact"/>
-              <w:ind w:left="220" w:firstLine="0" w:firstLineChars="0"/>
-              <w:rPr>
-                <w:rFonts w:hint="default" w:ascii="Times New Roman" w:hAnsi="Times New Roman" w:eastAsia="仿宋" w:cs="Times New Roman"/>
-                <w:sz w:val="24"/>
-              </w:rPr>
-            </w:pPr>
+              <w:ind w:left="221" w:firstLine="482" w:firstLineChars="200"/>
+              <w:textAlignment w:val="auto"/>
+              <w:rPr>
+                <w:rFonts w:hint="eastAsia" w:ascii="宋体" w:hAnsi="宋体" w:eastAsia="宋体" w:cs="宋体"/>
+                <w:sz w:val="24"/>
+              </w:rPr>
+            </w:pPr>
+            <w:r>
+              <w:rPr>
+                <w:rFonts w:hint="eastAsia" w:ascii="宋体" w:hAnsi="宋体" w:eastAsia="宋体" w:cs="宋体"/>
+                <w:b/>
+                <w:bCs/>
+                <w:sz w:val="24"/>
+              </w:rPr>
+              <w:t>“山谷重启计划”</w:t>
+            </w:r>
+            <w:r>
+              <w:rPr>
+                <w:rFonts w:hint="eastAsia" w:ascii="宋体" w:hAnsi="宋体" w:eastAsia="宋体" w:cs="宋体"/>
+                <w:sz w:val="24"/>
+                <w:lang w:val="en-US" w:eastAsia="zh-CN"/>
+              </w:rPr>
+              <w:t>是</w:t>
+            </w:r>
+            <w:r>
+              <w:rPr>
+                <w:rFonts w:hint="eastAsia" w:ascii="宋体" w:hAnsi="宋体" w:eastAsia="宋体" w:cs="宋体"/>
+                <w:sz w:val="24"/>
+              </w:rPr>
+              <w:t>依托崤山小叠空山谷生态、葛洪本草文化、茶园田园及乡村慢生活资源，面向25—55岁都市女性、高压职场人士、教师、公务员及成长型社群，打造的疗愈型文旅课程品牌。</w:t>
+            </w:r>
+          </w:p>
+          <w:p>
+            <w:pPr>
+              <w:pStyle w:val="9"/>
+              <w:keepNext w:val="0"/>
+              <w:keepLines w:val="0"/>
+              <w:pageBreakBefore w:val="0"/>
+              <w:widowControl w:val="0"/>
+              <w:kinsoku/>
+              <w:wordWrap/>
+              <w:overflowPunct/>
+              <w:topLinePunct w:val="0"/>
+              <w:autoSpaceDE/>
+              <w:autoSpaceDN/>
+              <w:bidi w:val="0"/>
+              <w:adjustRightInd/>
+              <w:snapToGrid/>
+              <w:spacing w:line="460" w:lineRule="exact"/>
+              <w:ind w:left="221" w:firstLine="480" w:firstLineChars="200"/>
+              <w:textAlignment w:val="auto"/>
+              <w:rPr>
+                <w:rFonts w:hint="eastAsia" w:ascii="宋体" w:hAnsi="宋体" w:eastAsia="宋体" w:cs="宋体"/>
+                <w:sz w:val="24"/>
+              </w:rPr>
+            </w:pPr>
+            <w:r>
+              <w:rPr>
+                <w:rFonts w:hint="eastAsia" w:ascii="宋体" w:hAnsi="宋体" w:eastAsia="宋体" w:cs="宋体"/>
+                <w:sz w:val="24"/>
+                <w:lang w:val="en-US" w:eastAsia="zh-CN"/>
+              </w:rPr>
+              <w:t>本</w:t>
+            </w:r>
+            <w:r>
+              <w:rPr>
+                <w:rFonts w:hint="eastAsia" w:ascii="宋体" w:hAnsi="宋体" w:eastAsia="宋体" w:cs="宋体"/>
+                <w:sz w:val="24"/>
+              </w:rPr>
+              <w:t>项目以现代心理学为理论支撑，以葛洪“抱朴守拙、形神兼养”的养生思想为文化内核，构建“环境转换—自我觉察—身心调节—关系重建—生活迁移”的递进式课程体系，并形成</w:t>
+            </w:r>
+            <w:r>
+              <w:rPr>
+                <w:rFonts w:hint="eastAsia" w:ascii="宋体" w:hAnsi="宋体" w:eastAsia="宋体" w:cs="宋体"/>
+                <w:sz w:val="24"/>
+                <w:lang w:val="en-US" w:eastAsia="zh-CN"/>
+              </w:rPr>
+              <w:t>了</w:t>
+            </w:r>
+            <w:r>
+              <w:rPr>
+                <w:rFonts w:hint="eastAsia" w:ascii="宋体" w:hAnsi="宋体" w:eastAsia="宋体" w:cs="宋体"/>
+                <w:b/>
+                <w:bCs/>
+                <w:sz w:val="24"/>
+              </w:rPr>
+              <w:t>“山谷两日·轻重启周末营”</w:t>
+            </w:r>
+            <w:r>
+              <w:rPr>
+                <w:rFonts w:hint="eastAsia" w:ascii="宋体" w:hAnsi="宋体" w:eastAsia="宋体" w:cs="宋体"/>
+                <w:sz w:val="24"/>
+              </w:rPr>
+              <w:t>与</w:t>
+            </w:r>
+            <w:r>
+              <w:rPr>
+                <w:rFonts w:hint="eastAsia" w:ascii="宋体" w:hAnsi="宋体" w:eastAsia="宋体" w:cs="宋体"/>
+                <w:b/>
+                <w:bCs/>
+                <w:sz w:val="24"/>
+              </w:rPr>
+              <w:t>“山谷七日·身心重启计划”</w:t>
+            </w:r>
+            <w:r>
+              <w:rPr>
+                <w:rFonts w:hint="eastAsia" w:ascii="宋体" w:hAnsi="宋体" w:eastAsia="宋体" w:cs="宋体"/>
+                <w:sz w:val="24"/>
+              </w:rPr>
+              <w:t>两大核心产品，分别</w:t>
+            </w:r>
+            <w:r>
+              <w:rPr>
+                <w:rFonts w:hint="eastAsia" w:ascii="宋体" w:hAnsi="宋体" w:eastAsia="宋体" w:cs="宋体"/>
+                <w:sz w:val="24"/>
+                <w:lang w:val="en-US" w:eastAsia="zh-CN"/>
+              </w:rPr>
+              <w:t>用于</w:t>
+            </w:r>
+            <w:r>
+              <w:rPr>
+                <w:rFonts w:hint="eastAsia" w:ascii="宋体" w:hAnsi="宋体" w:eastAsia="宋体" w:cs="宋体"/>
+                <w:sz w:val="24"/>
+              </w:rPr>
+              <w:t>满足短期减压和系统疗休养需求。</w:t>
+            </w:r>
+          </w:p>
+          <w:p>
+            <w:pPr>
+              <w:pStyle w:val="9"/>
+              <w:keepNext w:val="0"/>
+              <w:keepLines w:val="0"/>
+              <w:pageBreakBefore w:val="0"/>
+              <w:widowControl w:val="0"/>
+              <w:kinsoku/>
+              <w:wordWrap/>
+              <w:overflowPunct/>
+              <w:topLinePunct w:val="0"/>
+              <w:autoSpaceDE/>
+              <w:autoSpaceDN/>
+              <w:bidi w:val="0"/>
+              <w:adjustRightInd/>
+              <w:snapToGrid/>
+              <w:spacing w:line="460" w:lineRule="exact"/>
+              <w:ind w:left="221" w:firstLine="480" w:firstLineChars="200"/>
+              <w:textAlignment w:val="auto"/>
+              <w:rPr>
+                <w:rFonts w:hint="eastAsia" w:ascii="宋体" w:hAnsi="宋体" w:eastAsia="宋体" w:cs="宋体"/>
+                <w:sz w:val="24"/>
+              </w:rPr>
+            </w:pPr>
+            <w:r>
+              <w:rPr>
+                <w:rFonts w:hint="eastAsia" w:ascii="宋体" w:hAnsi="宋体" w:eastAsia="宋体" w:cs="宋体"/>
+                <w:sz w:val="24"/>
+              </w:rPr>
+              <w:t>项目创新主要体现在</w:t>
+            </w:r>
+            <w:r>
+              <w:rPr>
+                <w:rFonts w:hint="eastAsia" w:ascii="宋体" w:hAnsi="宋体" w:eastAsia="宋体" w:cs="宋体"/>
+                <w:b/>
+                <w:bCs/>
+                <w:sz w:val="24"/>
+              </w:rPr>
+              <w:t>四个方面</w:t>
+            </w:r>
+            <w:r>
+              <w:rPr>
+                <w:rFonts w:hint="eastAsia" w:ascii="宋体" w:hAnsi="宋体" w:eastAsia="宋体" w:cs="宋体"/>
+                <w:sz w:val="24"/>
+              </w:rPr>
+              <w:t>：</w:t>
+            </w:r>
+          </w:p>
+          <w:p>
+            <w:pPr>
+              <w:pStyle w:val="9"/>
+              <w:keepNext w:val="0"/>
+              <w:keepLines w:val="0"/>
+              <w:pageBreakBefore w:val="0"/>
+              <w:widowControl w:val="0"/>
+              <w:kinsoku/>
+              <w:wordWrap/>
+              <w:overflowPunct/>
+              <w:topLinePunct w:val="0"/>
+              <w:autoSpaceDE/>
+              <w:autoSpaceDN/>
+              <w:bidi w:val="0"/>
+              <w:adjustRightInd/>
+              <w:snapToGrid/>
+              <w:spacing w:line="460" w:lineRule="exact"/>
+              <w:ind w:left="221" w:firstLine="480" w:firstLineChars="200"/>
+              <w:textAlignment w:val="auto"/>
+              <w:rPr>
+                <w:rFonts w:hint="eastAsia" w:ascii="宋体" w:hAnsi="宋体" w:eastAsia="宋体" w:cs="宋体"/>
+                <w:sz w:val="24"/>
+              </w:rPr>
+            </w:pPr>
+            <w:r>
+              <w:rPr>
+                <w:rFonts w:hint="eastAsia" w:ascii="宋体" w:hAnsi="宋体" w:eastAsia="宋体" w:cs="宋体"/>
+                <w:sz w:val="24"/>
+              </w:rPr>
+              <w:t>一是融合现代心理学与葛洪“形神兼养”理念，形成具有</w:t>
+            </w:r>
+            <w:r>
+              <w:rPr>
+                <w:rFonts w:hint="eastAsia" w:ascii="宋体" w:hAnsi="宋体" w:eastAsia="宋体" w:cs="宋体"/>
+                <w:sz w:val="24"/>
+                <w:lang w:val="en-US" w:eastAsia="zh-CN"/>
+              </w:rPr>
+              <w:t>崤山</w:t>
+            </w:r>
+            <w:r>
+              <w:rPr>
+                <w:rFonts w:hint="eastAsia" w:ascii="宋体" w:hAnsi="宋体" w:eastAsia="宋体" w:cs="宋体"/>
+                <w:sz w:val="24"/>
+              </w:rPr>
+              <w:t>地方特色的课程内容；二是将茶园、溪流、药圃、书院等自然文化资源转化为课程空间，实现“场景即课堂”；三是通过压力地图、成长手账和《生活重启蓝图》等成果，推动疗愈体验转化为具体行动；四是构建“线下课程</w:t>
+            </w:r>
+            <w:r>
+              <w:rPr>
+                <w:rFonts w:hint="eastAsia" w:ascii="宋体" w:hAnsi="宋体" w:eastAsia="宋体" w:cs="宋体"/>
+                <w:sz w:val="24"/>
+                <w:lang w:eastAsia="zh-CN"/>
+              </w:rPr>
+              <w:t>”、“</w:t>
+            </w:r>
+            <w:r>
+              <w:rPr>
+                <w:rFonts w:hint="eastAsia" w:ascii="宋体" w:hAnsi="宋体" w:eastAsia="宋体" w:cs="宋体"/>
+                <w:sz w:val="24"/>
+              </w:rPr>
+              <w:t>线上陪伴</w:t>
+            </w:r>
+            <w:r>
+              <w:rPr>
+                <w:rFonts w:hint="eastAsia" w:ascii="宋体" w:hAnsi="宋体" w:eastAsia="宋体" w:cs="宋体"/>
+                <w:sz w:val="24"/>
+                <w:lang w:eastAsia="zh-CN"/>
+              </w:rPr>
+              <w:t>”、“</w:t>
+            </w:r>
+            <w:r>
+              <w:rPr>
+                <w:rFonts w:hint="eastAsia" w:ascii="宋体" w:hAnsi="宋体" w:eastAsia="宋体" w:cs="宋体"/>
+                <w:sz w:val="24"/>
+              </w:rPr>
+              <w:t>本草文创”的服务闭环，同时联动住宿、餐饮、茶园和乡村就业，提升游客停留时间、消费层次及项目可持续运营能力。</w:t>
+            </w:r>
           </w:p>
         </w:tc>
       </w:tr>
@@ -5753,6 +7664,12 @@
             <w:insideH w:val="single" w:color="auto" w:sz="4" w:space="0"/>
             <w:insideV w:val="single" w:color="auto" w:sz="4" w:space="0"/>
           </w:tblBorders>
+          <w:tblCellMar>
+            <w:top w:w="0" w:type="dxa"/>
+            <w:left w:w="0" w:type="dxa"/>
+            <w:bottom w:w="0" w:type="dxa"/>
+            <w:right w:w="0" w:type="dxa"/>
+          </w:tblCellMar>
         </w:tblPrEx>
         <w:trPr>
           <w:trHeight w:val="2496" w:hRule="atLeast"/>
@@ -5787,14 +7704,312 @@
           </w:tcPr>
           <w:p>
             <w:pPr>
-              <w:pStyle w:val="8"/>
+              <w:pStyle w:val="9"/>
+              <w:keepNext w:val="0"/>
+              <w:keepLines w:val="0"/>
+              <w:pageBreakBefore w:val="0"/>
+              <w:widowControl w:val="0"/>
+              <w:kinsoku/>
+              <w:wordWrap/>
+              <w:overflowPunct/>
+              <w:topLinePunct w:val="0"/>
+              <w:autoSpaceDE/>
+              <w:autoSpaceDN/>
+              <w:bidi w:val="0"/>
+              <w:adjustRightInd/>
+              <w:snapToGrid/>
               <w:spacing w:line="460" w:lineRule="exact"/>
-              <w:ind w:left="220" w:firstLine="0" w:firstLineChars="0"/>
-              <w:rPr>
-                <w:rFonts w:hint="default" w:ascii="Times New Roman" w:hAnsi="Times New Roman" w:eastAsia="仿宋" w:cs="Times New Roman"/>
-                <w:sz w:val="24"/>
-              </w:rPr>
-            </w:pPr>
+              <w:ind w:left="221" w:firstLine="480" w:firstLineChars="200"/>
+              <w:textAlignment w:val="auto"/>
+              <w:rPr>
+                <w:rFonts w:hint="eastAsia" w:ascii="宋体" w:hAnsi="宋体" w:eastAsia="宋体" w:cs="宋体"/>
+                <w:sz w:val="24"/>
+              </w:rPr>
+            </w:pPr>
+            <w:r>
+              <w:rPr>
+                <w:rFonts w:hint="eastAsia" w:ascii="宋体" w:hAnsi="宋体" w:eastAsia="宋体" w:cs="宋体"/>
+                <w:sz w:val="24"/>
+                <w:lang w:val="en-US" w:eastAsia="zh-CN"/>
+              </w:rPr>
+              <w:t>本</w:t>
+            </w:r>
+            <w:r>
+              <w:rPr>
+                <w:rFonts w:hint="eastAsia" w:ascii="宋体" w:hAnsi="宋体" w:eastAsia="宋体" w:cs="宋体"/>
+                <w:sz w:val="24"/>
+              </w:rPr>
+              <w:t>项目</w:t>
+            </w:r>
+            <w:r>
+              <w:rPr>
+                <w:rFonts w:hint="eastAsia" w:ascii="宋体" w:hAnsi="宋体" w:eastAsia="宋体" w:cs="宋体"/>
+                <w:sz w:val="24"/>
+                <w:lang w:val="en-US" w:eastAsia="zh-CN"/>
+              </w:rPr>
+              <w:t>的</w:t>
+            </w:r>
+            <w:r>
+              <w:rPr>
+                <w:rFonts w:hint="eastAsia" w:ascii="宋体" w:hAnsi="宋体" w:eastAsia="宋体" w:cs="宋体"/>
+                <w:sz w:val="24"/>
+              </w:rPr>
+              <w:t>实施</w:t>
+            </w:r>
+            <w:r>
+              <w:rPr>
+                <w:rFonts w:hint="eastAsia" w:ascii="宋体" w:hAnsi="宋体" w:eastAsia="宋体" w:cs="宋体"/>
+                <w:sz w:val="24"/>
+                <w:lang w:val="en-US" w:eastAsia="zh-CN"/>
+              </w:rPr>
+              <w:t>将</w:t>
+            </w:r>
+            <w:r>
+              <w:rPr>
+                <w:rFonts w:hint="eastAsia" w:ascii="宋体" w:hAnsi="宋体" w:eastAsia="宋体" w:cs="宋体"/>
+                <w:sz w:val="24"/>
+              </w:rPr>
+              <w:t>按照“产品标准化—试运营验证—深度产品落地—客群拓展—产品延伸—空间升级”的路径推进。</w:t>
+            </w:r>
+          </w:p>
+          <w:p>
+            <w:pPr>
+              <w:pStyle w:val="9"/>
+              <w:keepNext w:val="0"/>
+              <w:keepLines w:val="0"/>
+              <w:pageBreakBefore w:val="0"/>
+              <w:widowControl w:val="0"/>
+              <w:kinsoku/>
+              <w:wordWrap/>
+              <w:overflowPunct/>
+              <w:topLinePunct w:val="0"/>
+              <w:autoSpaceDE/>
+              <w:autoSpaceDN/>
+              <w:bidi w:val="0"/>
+              <w:adjustRightInd/>
+              <w:snapToGrid/>
+              <w:spacing w:line="460" w:lineRule="exact"/>
+              <w:ind w:left="221" w:firstLine="482" w:firstLineChars="200"/>
+              <w:textAlignment w:val="auto"/>
+              <w:rPr>
+                <w:rFonts w:hint="eastAsia" w:ascii="宋体" w:hAnsi="宋体" w:eastAsia="宋体" w:cs="宋体"/>
+                <w:b/>
+                <w:bCs/>
+                <w:sz w:val="24"/>
+                <w:lang w:val="en-US" w:eastAsia="zh-CN"/>
+              </w:rPr>
+            </w:pPr>
+            <w:r>
+              <w:rPr>
+                <w:rFonts w:hint="eastAsia" w:ascii="宋体" w:hAnsi="宋体" w:eastAsia="宋体" w:cs="宋体"/>
+                <w:b/>
+                <w:bCs/>
+                <w:sz w:val="24"/>
+                <w:lang w:val="en-US" w:eastAsia="zh-CN"/>
+              </w:rPr>
+              <w:t>前期发展（第1-2年）</w:t>
+            </w:r>
+          </w:p>
+          <w:p>
+            <w:pPr>
+              <w:pStyle w:val="9"/>
+              <w:keepNext w:val="0"/>
+              <w:keepLines w:val="0"/>
+              <w:pageBreakBefore w:val="0"/>
+              <w:widowControl w:val="0"/>
+              <w:kinsoku/>
+              <w:wordWrap/>
+              <w:overflowPunct/>
+              <w:topLinePunct w:val="0"/>
+              <w:autoSpaceDE/>
+              <w:autoSpaceDN/>
+              <w:bidi w:val="0"/>
+              <w:adjustRightInd/>
+              <w:snapToGrid/>
+              <w:spacing w:line="460" w:lineRule="exact"/>
+              <w:ind w:left="221" w:firstLine="480" w:firstLineChars="200"/>
+              <w:textAlignment w:val="auto"/>
+              <w:rPr>
+                <w:rFonts w:hint="eastAsia" w:ascii="宋体" w:hAnsi="宋体" w:eastAsia="宋体" w:cs="宋体"/>
+                <w:sz w:val="24"/>
+              </w:rPr>
+            </w:pPr>
+            <w:r>
+              <w:rPr>
+                <w:rFonts w:hint="eastAsia" w:ascii="宋体" w:hAnsi="宋体" w:eastAsia="宋体" w:cs="宋体"/>
+                <w:sz w:val="24"/>
+              </w:rPr>
+              <w:t>前期重点完善两日和七日课程教案、活动流程、服务规范、物料清单及成果交付标准，同时建立健康问询、风险告知、户外活动、运动训练、艾灸体验和突发事件处置机制。</w:t>
+            </w:r>
+          </w:p>
+          <w:p>
+            <w:pPr>
+              <w:pStyle w:val="9"/>
+              <w:keepNext w:val="0"/>
+              <w:keepLines w:val="0"/>
+              <w:pageBreakBefore w:val="0"/>
+              <w:widowControl w:val="0"/>
+              <w:kinsoku/>
+              <w:wordWrap/>
+              <w:overflowPunct/>
+              <w:topLinePunct w:val="0"/>
+              <w:autoSpaceDE/>
+              <w:autoSpaceDN/>
+              <w:bidi w:val="0"/>
+              <w:adjustRightInd/>
+              <w:snapToGrid/>
+              <w:spacing w:line="460" w:lineRule="exact"/>
+              <w:ind w:left="221" w:firstLine="480" w:firstLineChars="200"/>
+              <w:textAlignment w:val="auto"/>
+              <w:rPr>
+                <w:rFonts w:hint="eastAsia" w:ascii="宋体" w:hAnsi="宋体" w:eastAsia="宋体" w:cs="宋体"/>
+                <w:sz w:val="24"/>
+              </w:rPr>
+            </w:pPr>
+            <w:r>
+              <w:rPr>
+                <w:rFonts w:hint="eastAsia" w:ascii="宋体" w:hAnsi="宋体" w:eastAsia="宋体" w:cs="宋体"/>
+                <w:sz w:val="24"/>
+              </w:rPr>
+              <w:t>项目首先以12-18人精品小班开展两日周末营试运营，重点验证课程节奏、食宿服务、场地转场、人员协作和客户反馈，并据此优化产品。两日课程运营成熟后，正式推出七日深度疗休养课程，形成从环境转换、压力觉察、身体调节、本草体验到人际重建和生活规划的完整服务链条。</w:t>
+            </w:r>
+          </w:p>
+          <w:p>
+            <w:pPr>
+              <w:pStyle w:val="9"/>
+              <w:keepNext w:val="0"/>
+              <w:keepLines w:val="0"/>
+              <w:pageBreakBefore w:val="0"/>
+              <w:widowControl w:val="0"/>
+              <w:kinsoku/>
+              <w:wordWrap/>
+              <w:overflowPunct/>
+              <w:topLinePunct w:val="0"/>
+              <w:autoSpaceDE/>
+              <w:autoSpaceDN/>
+              <w:bidi w:val="0"/>
+              <w:adjustRightInd/>
+              <w:snapToGrid/>
+              <w:spacing w:line="460" w:lineRule="exact"/>
+              <w:ind w:left="221" w:firstLine="482" w:firstLineChars="200"/>
+              <w:textAlignment w:val="auto"/>
+              <w:rPr>
+                <w:rFonts w:hint="eastAsia" w:ascii="宋体" w:hAnsi="宋体" w:eastAsia="宋体" w:cs="宋体"/>
+                <w:b/>
+                <w:bCs/>
+                <w:sz w:val="24"/>
+                <w:lang w:val="en-US" w:eastAsia="zh-CN"/>
+              </w:rPr>
+            </w:pPr>
+            <w:r>
+              <w:rPr>
+                <w:rFonts w:hint="eastAsia" w:ascii="宋体" w:hAnsi="宋体" w:eastAsia="宋体" w:cs="宋体"/>
+                <w:b/>
+                <w:bCs/>
+                <w:sz w:val="24"/>
+                <w:lang w:val="en-US" w:eastAsia="zh-CN"/>
+              </w:rPr>
+              <w:t>中期发展（第3-4年）</w:t>
+            </w:r>
+          </w:p>
+          <w:p>
+            <w:pPr>
+              <w:pStyle w:val="9"/>
+              <w:keepNext w:val="0"/>
+              <w:keepLines w:val="0"/>
+              <w:pageBreakBefore w:val="0"/>
+              <w:widowControl w:val="0"/>
+              <w:kinsoku/>
+              <w:wordWrap/>
+              <w:overflowPunct/>
+              <w:topLinePunct w:val="0"/>
+              <w:autoSpaceDE/>
+              <w:autoSpaceDN/>
+              <w:bidi w:val="0"/>
+              <w:adjustRightInd/>
+              <w:snapToGrid/>
+              <w:spacing w:line="460" w:lineRule="exact"/>
+              <w:ind w:left="221" w:firstLine="480" w:firstLineChars="200"/>
+              <w:textAlignment w:val="auto"/>
+              <w:rPr>
+                <w:rFonts w:hint="eastAsia" w:ascii="宋体" w:hAnsi="宋体" w:eastAsia="宋体" w:cs="宋体"/>
+                <w:sz w:val="24"/>
+              </w:rPr>
+            </w:pPr>
+            <w:r>
+              <w:rPr>
+                <w:rFonts w:hint="eastAsia" w:ascii="宋体" w:hAnsi="宋体" w:eastAsia="宋体" w:cs="宋体"/>
+                <w:sz w:val="24"/>
+              </w:rPr>
+              <w:t>在核心产品稳定运行的基础上，项目将面向教师、公务员、企事业单位及女性成长、读书、瑜伽、心理成长等社群推出模块化、主题化定制课程，并逐步开发山谷微重启体验、30天线上陪伴和本草文创产品，形成“体验引流—核心课程—团体定制—持续陪伴—文创消费”的业务闭环。待叠空山居建设完成后，进一步整合住宿、会议、餐饮、茶疗、体疗和综合康养服务，提升项目集中接待和规模化运营能力。</w:t>
+            </w:r>
+          </w:p>
+          <w:p>
+            <w:pPr>
+              <w:pStyle w:val="9"/>
+              <w:keepNext w:val="0"/>
+              <w:keepLines w:val="0"/>
+              <w:pageBreakBefore w:val="0"/>
+              <w:widowControl w:val="0"/>
+              <w:kinsoku/>
+              <w:wordWrap/>
+              <w:overflowPunct/>
+              <w:topLinePunct w:val="0"/>
+              <w:autoSpaceDE/>
+              <w:autoSpaceDN/>
+              <w:bidi w:val="0"/>
+              <w:adjustRightInd/>
+              <w:snapToGrid/>
+              <w:spacing w:line="460" w:lineRule="exact"/>
+              <w:ind w:left="221" w:firstLine="482" w:firstLineChars="200"/>
+              <w:textAlignment w:val="auto"/>
+              <w:rPr>
+                <w:rFonts w:hint="eastAsia" w:ascii="宋体" w:hAnsi="宋体" w:eastAsia="宋体" w:cs="宋体"/>
+                <w:sz w:val="24"/>
+              </w:rPr>
+            </w:pPr>
+            <w:r>
+              <w:rPr>
+                <w:rFonts w:hint="eastAsia" w:ascii="宋体" w:hAnsi="宋体" w:eastAsia="宋体" w:cs="宋体"/>
+                <w:b/>
+                <w:bCs/>
+                <w:sz w:val="24"/>
+                <w:lang w:val="en-US" w:eastAsia="zh-CN"/>
+              </w:rPr>
+              <w:t>后期发展（第5-6年）</w:t>
+            </w:r>
+          </w:p>
+          <w:p>
+            <w:pPr>
+              <w:pStyle w:val="9"/>
+              <w:keepNext w:val="0"/>
+              <w:keepLines w:val="0"/>
+              <w:pageBreakBefore w:val="0"/>
+              <w:widowControl w:val="0"/>
+              <w:kinsoku/>
+              <w:wordWrap/>
+              <w:overflowPunct/>
+              <w:topLinePunct w:val="0"/>
+              <w:autoSpaceDE/>
+              <w:autoSpaceDN/>
+              <w:bidi w:val="0"/>
+              <w:adjustRightInd/>
+              <w:snapToGrid/>
+              <w:spacing w:line="460" w:lineRule="exact"/>
+              <w:ind w:left="221" w:firstLine="480" w:firstLineChars="200"/>
+              <w:textAlignment w:val="auto"/>
+              <w:rPr>
+                <w:rFonts w:hint="eastAsia" w:ascii="宋体" w:hAnsi="宋体" w:eastAsia="宋体" w:cs="宋体"/>
+                <w:sz w:val="24"/>
+              </w:rPr>
+            </w:pPr>
+            <w:r>
+              <w:rPr>
+                <w:rFonts w:hint="eastAsia" w:ascii="宋体" w:hAnsi="宋体" w:eastAsia="宋体" w:cs="宋体"/>
+                <w:sz w:val="24"/>
+              </w:rPr>
+              <w:t>待课程标准、人员储备和经营模型经过多轮验证后，项目将进一步完善品牌内容、服务标准、培训体系和供应商管理。叠空山居建成并通过接待条件核验后，可将其纳入住宿、会议、餐饮及综合康养服务安排，扩大精品团体和单位疗休养的承接能力。</w:t>
+            </w:r>
           </w:p>
         </w:tc>
       </w:tr>
@@ -5808,6 +8023,12 @@
             <w:insideH w:val="single" w:color="auto" w:sz="4" w:space="0"/>
             <w:insideV w:val="single" w:color="auto" w:sz="4" w:space="0"/>
           </w:tblBorders>
+          <w:tblCellMar>
+            <w:top w:w="0" w:type="dxa"/>
+            <w:left w:w="0" w:type="dxa"/>
+            <w:bottom w:w="0" w:type="dxa"/>
+            <w:right w:w="0" w:type="dxa"/>
+          </w:tblCellMar>
         </w:tblPrEx>
         <w:trPr>
           <w:trHeight w:val="1850" w:hRule="atLeast"/>
@@ -5842,14 +8063,158 @@
           </w:tcPr>
           <w:p>
             <w:pPr>
-              <w:pStyle w:val="8"/>
+              <w:pStyle w:val="9"/>
+              <w:keepNext w:val="0"/>
+              <w:keepLines w:val="0"/>
+              <w:pageBreakBefore w:val="0"/>
+              <w:widowControl w:val="0"/>
+              <w:kinsoku/>
+              <w:wordWrap/>
+              <w:overflowPunct/>
+              <w:topLinePunct w:val="0"/>
+              <w:autoSpaceDE/>
+              <w:autoSpaceDN/>
+              <w:bidi w:val="0"/>
+              <w:adjustRightInd/>
+              <w:snapToGrid/>
               <w:spacing w:line="460" w:lineRule="exact"/>
-              <w:ind w:left="220" w:firstLine="0" w:firstLineChars="0"/>
-              <w:rPr>
-                <w:rFonts w:hint="default" w:ascii="Times New Roman" w:hAnsi="Times New Roman" w:eastAsia="仿宋" w:cs="Times New Roman"/>
-                <w:sz w:val="24"/>
-              </w:rPr>
-            </w:pPr>
+              <w:ind w:left="221" w:firstLine="480" w:firstLineChars="200"/>
+              <w:textAlignment w:val="auto"/>
+              <w:rPr>
+                <w:rFonts w:hint="eastAsia" w:ascii="宋体" w:hAnsi="宋体" w:eastAsia="宋体" w:cs="宋体"/>
+                <w:sz w:val="24"/>
+              </w:rPr>
+            </w:pPr>
+            <w:r>
+              <w:rPr>
+                <w:rFonts w:hint="eastAsia" w:ascii="宋体" w:hAnsi="宋体" w:eastAsia="宋体" w:cs="宋体"/>
+                <w:sz w:val="24"/>
+              </w:rPr>
+              <w:t>项目实施后，预计形成具有崤山地域特色、葛洪文化内涵和疗愈课程属性的文旅品牌，提升小叠空生态、文化和乡村资源的市场辨识度。</w:t>
+            </w:r>
+          </w:p>
+          <w:p>
+            <w:pPr>
+              <w:pStyle w:val="9"/>
+              <w:keepNext w:val="0"/>
+              <w:keepLines w:val="0"/>
+              <w:pageBreakBefore w:val="0"/>
+              <w:widowControl w:val="0"/>
+              <w:kinsoku/>
+              <w:wordWrap/>
+              <w:overflowPunct/>
+              <w:topLinePunct w:val="0"/>
+              <w:autoSpaceDE/>
+              <w:autoSpaceDN/>
+              <w:bidi w:val="0"/>
+              <w:adjustRightInd/>
+              <w:snapToGrid/>
+              <w:spacing w:line="460" w:lineRule="exact"/>
+              <w:ind w:left="221" w:firstLine="482" w:firstLineChars="200"/>
+              <w:textAlignment w:val="auto"/>
+              <w:rPr>
+                <w:rFonts w:hint="eastAsia" w:ascii="宋体" w:hAnsi="宋体" w:eastAsia="宋体" w:cs="宋体"/>
+                <w:sz w:val="24"/>
+              </w:rPr>
+            </w:pPr>
+            <w:r>
+              <w:rPr>
+                <w:rFonts w:hint="eastAsia" w:ascii="宋体" w:hAnsi="宋体" w:eastAsia="宋体" w:cs="宋体"/>
+                <w:b/>
+                <w:bCs/>
+                <w:sz w:val="24"/>
+              </w:rPr>
+              <w:t>在课程成效方面，</w:t>
+            </w:r>
+            <w:r>
+              <w:rPr>
+                <w:rFonts w:hint="eastAsia" w:ascii="宋体" w:hAnsi="宋体" w:eastAsia="宋体" w:cs="宋体"/>
+                <w:sz w:val="24"/>
+              </w:rPr>
+              <w:t>参与者能够识别自身压力来源、情绪触发因素和人际消耗模式，掌握呼吸放松、正念觉察、睡眠管理、沟通表达及健康生活规划等可持续使用的方法，并通过《生活重启蓝图》等成果形成具体行动方案。</w:t>
+            </w:r>
+          </w:p>
+          <w:p>
+            <w:pPr>
+              <w:pStyle w:val="9"/>
+              <w:keepNext w:val="0"/>
+              <w:keepLines w:val="0"/>
+              <w:pageBreakBefore w:val="0"/>
+              <w:widowControl w:val="0"/>
+              <w:kinsoku/>
+              <w:wordWrap/>
+              <w:overflowPunct/>
+              <w:topLinePunct w:val="0"/>
+              <w:autoSpaceDE/>
+              <w:autoSpaceDN/>
+              <w:bidi w:val="0"/>
+              <w:adjustRightInd/>
+              <w:snapToGrid/>
+              <w:spacing w:line="460" w:lineRule="exact"/>
+              <w:ind w:left="221" w:firstLine="482" w:firstLineChars="200"/>
+              <w:textAlignment w:val="auto"/>
+              <w:rPr>
+                <w:rFonts w:hint="eastAsia" w:ascii="宋体" w:hAnsi="宋体" w:eastAsia="宋体" w:cs="宋体"/>
+                <w:sz w:val="24"/>
+              </w:rPr>
+            </w:pPr>
+            <w:r>
+              <w:rPr>
+                <w:rFonts w:hint="eastAsia" w:ascii="宋体" w:hAnsi="宋体" w:eastAsia="宋体" w:cs="宋体"/>
+                <w:b/>
+                <w:bCs/>
+                <w:sz w:val="24"/>
+              </w:rPr>
+              <w:t>在运营成效方面，</w:t>
+            </w:r>
+            <w:r>
+              <w:rPr>
+                <w:rFonts w:hint="eastAsia" w:ascii="宋体" w:hAnsi="宋体" w:eastAsia="宋体" w:cs="宋体"/>
+                <w:sz w:val="24"/>
+              </w:rPr>
+              <w:t>项目将建立两日轻体验、七日深度疗休养、团体定制、线上陪伴及文创延伸相结合的多层次产品体系，增强不同客群的覆盖能力和持续运营能力。</w:t>
+            </w:r>
+          </w:p>
+          <w:p>
+            <w:pPr>
+              <w:pStyle w:val="9"/>
+              <w:keepNext w:val="0"/>
+              <w:keepLines w:val="0"/>
+              <w:pageBreakBefore w:val="0"/>
+              <w:widowControl w:val="0"/>
+              <w:kinsoku/>
+              <w:wordWrap/>
+              <w:overflowPunct/>
+              <w:topLinePunct w:val="0"/>
+              <w:autoSpaceDE/>
+              <w:autoSpaceDN/>
+              <w:bidi w:val="0"/>
+              <w:adjustRightInd/>
+              <w:snapToGrid/>
+              <w:spacing w:line="460" w:lineRule="exact"/>
+              <w:ind w:left="221" w:firstLine="482" w:firstLineChars="200"/>
+              <w:textAlignment w:val="auto"/>
+              <w:rPr>
+                <w:rFonts w:hint="eastAsia" w:ascii="宋体" w:hAnsi="宋体" w:eastAsia="宋体" w:cs="宋体"/>
+                <w:sz w:val="24"/>
+              </w:rPr>
+            </w:pPr>
+            <w:r>
+              <w:rPr>
+                <w:rFonts w:hint="eastAsia" w:ascii="宋体" w:hAnsi="宋体" w:eastAsia="宋体" w:cs="宋体"/>
+                <w:b/>
+                <w:bCs/>
+                <w:sz w:val="24"/>
+              </w:rPr>
+              <w:t>在产业成效方面，</w:t>
+            </w:r>
+            <w:r>
+              <w:rPr>
+                <w:rFonts w:hint="eastAsia" w:ascii="宋体" w:hAnsi="宋体" w:eastAsia="宋体" w:cs="宋体"/>
+                <w:sz w:val="24"/>
+              </w:rPr>
+              <w:t>项目能够联动当地民宿、药膳餐饮、茶园、田园、本草手作和文化场馆，将分散的乡村资源转化为标准化、课程化的文旅产品，带动食宿、研学、康养及农文旅相关产业协同发展，实现品牌价值、社会效益、文化传播效益和乡村产业效益的统一。</w:t>
+            </w:r>
           </w:p>
         </w:tc>
       </w:tr>
@@ -5885,14 +8250,14 @@
       </w:r>
       <w:r>
         <w:rPr>
-          <w:rFonts w:hint="eastAsia" w:ascii="Times New Roman" w:hAnsi="Times New Roman" w:eastAsia="仿宋" w:cs="Times New Roman"/>
+          <w:rFonts w:hint="eastAsia" w:ascii="Times New Roman" w:hAnsi="Times New Roman" w:cs="Times New Roman"/>
           <w:kern w:val="2"/>
           <w:sz w:val="24"/>
           <w:szCs w:val="24"/>
           <w:u w:val="single"/>
           <w:lang w:val="en-US" w:eastAsia="zh-CN" w:bidi="ar-SA"/>
         </w:rPr>
-        <w:t xml:space="preserve">  </w:t>
+        <w:t>7</w:t>
       </w:r>
       <w:r>
         <w:rPr>
@@ -5906,14 +8271,14 @@
       </w:r>
       <w:r>
         <w:rPr>
-          <w:rFonts w:hint="eastAsia" w:ascii="Times New Roman" w:hAnsi="Times New Roman" w:eastAsia="仿宋" w:cs="Times New Roman"/>
+          <w:rFonts w:hint="eastAsia" w:ascii="Times New Roman" w:hAnsi="Times New Roman" w:cs="Times New Roman"/>
           <w:kern w:val="2"/>
           <w:sz w:val="24"/>
           <w:szCs w:val="24"/>
           <w:u w:val="single"/>
           <w:lang w:val="en-US" w:eastAsia="zh-CN" w:bidi="ar-SA"/>
         </w:rPr>
-        <w:t xml:space="preserve">  </w:t>
+        <w:t>15</w:t>
       </w:r>
       <w:r>
         <w:rPr>
@@ -5990,12 +8355,38 @@
 </w:footnotes>
 </file>
 
+<file path=word/numbering.xml><?xml version="1.0" encoding="utf-8"?>
+<w:numbering xmlns:wpc="http://schemas.microsoft.com/office/word/2010/wordprocessingCanvas" xmlns:mc="http://schemas.openxmlformats.org/markup-compatibility/2006" xmlns:o="urn:schemas-microsoft-com:office:office" xmlns:r="http://schemas.openxmlformats.org/officeDocument/2006/relationships" xmlns:m="http://schemas.openxmlformats.org/officeDocument/2006/math" xmlns:v="urn:schemas-microsoft-com:vml" xmlns:wp14="http://schemas.microsoft.com/office/word/2010/wordprocessingDrawing" xmlns:wp="http://schemas.openxmlformats.org/drawingml/2006/wordprocessingDrawing" xmlns:w10="urn:schemas-microsoft-com:office:word" xmlns:w="http://schemas.openxmlformats.org/wordprocessingml/2006/main" xmlns:w14="http://schemas.microsoft.com/office/word/2010/wordml" xmlns:wpg="http://schemas.microsoft.com/office/word/2010/wordprocessingGroup" xmlns:wpi="http://schemas.microsoft.com/office/word/2010/wordprocessingInk" xmlns:wne="http://schemas.microsoft.com/office/word/2006/wordml" xmlns:wps="http://schemas.microsoft.com/office/word/2010/wordprocessingShape" xmlns:wpsCustomData="http://www.wps.cn/officeDocument/2013/wpsCustomData" mc:Ignorable="w14 wp14">
+  <w:abstractNum w:abstractNumId="0">
+    <w:nsid w:val="5C78595D"/>
+    <w:multiLevelType w:val="singleLevel"/>
+    <w:tmpl w:val="5C78595D"/>
+    <w:lvl w:ilvl="0" w:tentative="0">
+      <w:start w:val="1"/>
+      <w:numFmt w:val="chineseCounting"/>
+      <w:suff w:val="nothing"/>
+      <w:lvlText w:val="（%1）"/>
+      <w:lvlJc w:val="left"/>
+      <w:pPr>
+        <w:ind w:left="221" w:hanging="78"/>
+      </w:pPr>
+      <w:rPr>
+        <w:rFonts w:hint="eastAsia"/>
+      </w:rPr>
+    </w:lvl>
+  </w:abstractNum>
+  <w:num w:numId="1">
+    <w:abstractNumId w:val="0"/>
+  </w:num>
+</w:numbering>
+</file>
+
 <file path=word/styles.xml><?xml version="1.0" encoding="utf-8"?>
 <w:styles xmlns:mc="http://schemas.openxmlformats.org/markup-compatibility/2006" xmlns:o="urn:schemas-microsoft-com:office:office" xmlns:r="http://schemas.openxmlformats.org/officeDocument/2006/relationships" xmlns:m="http://schemas.openxmlformats.org/officeDocument/2006/math" xmlns:v="urn:schemas-microsoft-com:vml" xmlns:w="http://schemas.openxmlformats.org/wordprocessingml/2006/main" xmlns:w14="http://schemas.microsoft.com/office/word/2010/wordml" xmlns:w10="urn:schemas-microsoft-com:office:word" xmlns:sl="http://schemas.openxmlformats.org/schemaLibrary/2006/main" xmlns:wpsCustomData="http://www.wps.cn/officeDocument/2013/wpsCustomData" mc:Ignorable="w14">
   <w:docDefaults>
     <w:rPrDefault>
       <w:rPr>
-        <w:rFonts w:asciiTheme="minorHAnsi" w:hAnsiTheme="minorHAnsi" w:eastAsiaTheme="minorEastAsia" w:cstheme="minorBidi"/>
+        <w:rFonts w:ascii="Times New Roman" w:hAnsi="Times New Roman" w:eastAsia="宋体" w:cs="Times New Roman"/>
       </w:rPr>
     </w:rPrDefault>
     <w:pPrDefault/>
@@ -6361,7 +8752,16 @@
       </w:tblCellMar>
     </w:tblPr>
   </w:style>
-  <w:style w:type="paragraph" w:customStyle="1" w:styleId="8">
+  <w:style w:type="character" w:styleId="8">
+    <w:name w:val="Strong"/>
+    <w:basedOn w:val="7"/>
+    <w:qFormat/>
+    <w:uiPriority w:val="0"/>
+    <w:rPr>
+      <w:b/>
+    </w:rPr>
+  </w:style>
+  <w:style w:type="paragraph" w:customStyle="1" w:styleId="9">
     <w:name w:val="List Paragraph"/>
     <w:basedOn w:val="1"/>
     <w:qFormat/>
@@ -6370,7 +8770,7 @@
       <w:ind w:firstLine="420"/>
     </w:pPr>
   </w:style>
-  <w:style w:type="paragraph" w:customStyle="1" w:styleId="9">
+  <w:style w:type="paragraph" w:customStyle="1" w:styleId="10">
     <w:name w:val="列表段落1"/>
     <w:basedOn w:val="1"/>
     <w:qFormat/>
